--- a/Resume/Mikhail Jacques - work at IAI.docx
+++ b/Resume/Mikhail Jacques - work at IAI.docx
@@ -32,18 +32,17 @@
           <w:p>
             <w:pPr>
               <w:pStyle w:val="NoSpacing"/>
-              <w:spacing w:line="276" w:lineRule="auto"/>
+              <w:spacing w:after="20" w:line="245" w:lineRule="auto"/>
               <w:rPr>
                 <w:rFonts w:asciiTheme="minorHAnsi" w:hAnsiTheme="minorHAnsi" w:cstheme="minorHAnsi"/>
-                <w:sz w:val="26"/>
-                <w:szCs w:val="26"/>
+                <w:sz w:val="22"/>
+                <w:szCs w:val="32"/>
               </w:rPr>
             </w:pPr>
             <w:r>
               <w:rPr>
-                <w:sz w:val="26"/>
-                <w:szCs w:val="26"/>
-                <w:lang w:bidi="he-IL"/>
+                <w:sz w:val="22"/>
+                <w:szCs w:val="32"/>
               </w:rPr>
               <w:t>LinkedIn:</w:t>
             </w:r>
@@ -51,9 +50,8 @@
               <w:rPr>
                 <w:b/>
                 <w:bCs/>
-                <w:sz w:val="26"/>
-                <w:szCs w:val="26"/>
-                <w:lang w:bidi="he-IL"/>
+                <w:sz w:val="22"/>
+                <w:szCs w:val="32"/>
               </w:rPr>
               <w:t xml:space="preserve"> </w:t>
             </w:r>
@@ -63,9 +61,8 @@
                   <w:rStyle w:val="Hyperlink"/>
                   <w:b/>
                   <w:bCs/>
-                  <w:sz w:val="26"/>
-                  <w:szCs w:val="26"/>
-                  <w:lang w:bidi="he-IL"/>
+                  <w:sz w:val="22"/>
+                  <w:szCs w:val="32"/>
                 </w:rPr>
                 <w:t>Mikhail Jacques</w:t>
               </w:r>
@@ -79,17 +76,17 @@
           <w:p>
             <w:pPr>
               <w:pStyle w:val="NoSpacing"/>
-              <w:spacing w:line="276" w:lineRule="auto"/>
+              <w:spacing w:after="20" w:line="245" w:lineRule="auto"/>
               <w:rPr>
                 <w:rFonts w:asciiTheme="minorHAnsi" w:hAnsiTheme="minorHAnsi" w:cstheme="minorHAnsi"/>
-                <w:sz w:val="26"/>
-                <w:szCs w:val="26"/>
+                <w:sz w:val="22"/>
+                <w:szCs w:val="32"/>
               </w:rPr>
             </w:pPr>
             <w:r>
               <w:rPr>
-                <w:sz w:val="26"/>
-                <w:szCs w:val="26"/>
+                <w:sz w:val="22"/>
+                <w:szCs w:val="32"/>
               </w:rPr>
               <w:t>E-mail:</w:t>
             </w:r>
@@ -97,8 +94,8 @@
               <w:rPr>
                 <w:b/>
                 <w:bCs/>
-                <w:sz w:val="26"/>
-                <w:szCs w:val="26"/>
+                <w:sz w:val="22"/>
+                <w:szCs w:val="32"/>
               </w:rPr>
               <w:t xml:space="preserve"> </w:t>
             </w:r>
@@ -106,8 +103,8 @@
               <w:r>
                 <w:rPr>
                   <w:rStyle w:val="Hyperlink"/>
-                  <w:sz w:val="26"/>
-                  <w:szCs w:val="26"/>
+                  <w:sz w:val="22"/>
+                  <w:szCs w:val="32"/>
                 </w:rPr>
                 <w:t>jacques.mikhail@gmail.com</w:t>
               </w:r>
@@ -126,16 +123,16 @@
           <w:p>
             <w:pPr>
               <w:pStyle w:val="NoSpacing"/>
-              <w:spacing w:line="276" w:lineRule="auto"/>
+              <w:spacing w:after="20" w:line="245" w:lineRule="auto"/>
               <w:rPr>
-                <w:sz w:val="26"/>
-                <w:szCs w:val="26"/>
+                <w:sz w:val="22"/>
+                <w:szCs w:val="32"/>
               </w:rPr>
             </w:pPr>
             <w:r>
               <w:rPr>
-                <w:sz w:val="26"/>
-                <w:szCs w:val="26"/>
+                <w:sz w:val="22"/>
+                <w:szCs w:val="32"/>
               </w:rPr>
               <w:t xml:space="preserve">GitHub: </w:t>
             </w:r>
@@ -145,9 +142,8 @@
                   <w:rStyle w:val="Hyperlink"/>
                   <w:b/>
                   <w:bCs/>
-                  <w:sz w:val="26"/>
-                  <w:szCs w:val="26"/>
-                  <w:lang w:bidi="he-IL"/>
+                  <w:sz w:val="22"/>
+                  <w:szCs w:val="32"/>
                 </w:rPr>
                 <w:t>Mikhail Jacques</w:t>
               </w:r>
@@ -156,11 +152,11 @@
           <w:p>
             <w:pPr>
               <w:pStyle w:val="NoSpacing"/>
-              <w:spacing w:line="276" w:lineRule="auto"/>
+              <w:spacing w:after="20" w:line="245" w:lineRule="auto"/>
               <w:rPr>
                 <w:color w:val="0000FF"/>
-                <w:sz w:val="16"/>
-                <w:szCs w:val="16"/>
+                <w:sz w:val="22"/>
+                <w:szCs w:val="32"/>
                 <w:u w:val="single"/>
               </w:rPr>
             </w:pPr>
@@ -173,30 +169,30 @@
           <w:p>
             <w:pPr>
               <w:pStyle w:val="NoSpacing"/>
-              <w:spacing w:line="276" w:lineRule="auto"/>
+              <w:spacing w:after="20" w:line="245" w:lineRule="auto"/>
               <w:rPr>
-                <w:sz w:val="26"/>
-                <w:szCs w:val="26"/>
+                <w:sz w:val="22"/>
+                <w:szCs w:val="32"/>
               </w:rPr>
             </w:pPr>
             <w:r>
               <w:rPr>
-                <w:sz w:val="26"/>
-                <w:szCs w:val="26"/>
+                <w:sz w:val="22"/>
+                <w:szCs w:val="32"/>
               </w:rPr>
               <w:t xml:space="preserve">Cell: </w:t>
             </w:r>
             <w:r>
               <w:rPr>
-                <w:sz w:val="26"/>
-                <w:szCs w:val="26"/>
+                <w:sz w:val="22"/>
+                <w:szCs w:val="32"/>
               </w:rPr>
               <w:t>0</w:t>
             </w:r>
             <w:r>
               <w:rPr>
-                <w:sz w:val="26"/>
-                <w:szCs w:val="26"/>
+                <w:sz w:val="22"/>
+                <w:szCs w:val="32"/>
               </w:rPr>
               <w:t>52-507-7979</w:t>
             </w:r>
@@ -204,11 +200,11 @@
           <w:p>
             <w:pPr>
               <w:pStyle w:val="NoSpacing"/>
-              <w:spacing w:line="276" w:lineRule="auto"/>
+              <w:spacing w:after="20" w:line="245" w:lineRule="auto"/>
               <w:rPr>
                 <w:rFonts w:asciiTheme="minorHAnsi" w:hAnsiTheme="minorHAnsi" w:cstheme="minorHAnsi"/>
-                <w:sz w:val="26"/>
-                <w:szCs w:val="26"/>
+                <w:sz w:val="22"/>
+                <w:szCs w:val="32"/>
               </w:rPr>
             </w:pPr>
           </w:p>
@@ -217,285 +213,184 @@
     </w:tbl>
     <w:p>
       <w:pPr>
-        <w:spacing w:after="200" w:line="276" w:lineRule="auto"/>
-        <w:rPr>
-          <w:rFonts w:ascii="Calibri" w:eastAsia="Calibri" w:hAnsi="Calibri" w:cs="Arial"/>
-          <w:b/>
+        <w:pStyle w:val="Title1"/>
+        <w:keepNext/>
+        <w:spacing w:after="160" w:line="245" w:lineRule="auto"/>
+        <w:rPr>
+          <w:rFonts w:eastAsia="Calibri" w:cs="Arial"/>
+          <w:sz w:val="22"/>
+        </w:rPr>
+      </w:pPr>
+      <w:r>
+        <w:t>Summary of Professional Activity at Israel Aerospace Industries</w:t>
+      </w:r>
+      <w:r>
+        <w:t xml:space="preserve"> (IAI)</w:t>
+      </w:r>
+    </w:p>
+    <w:p>
+      <w:pPr>
+        <w:spacing w:line="245" w:lineRule="auto"/>
+        <w:rPr>
+          <w:rFonts w:eastAsia="Calibri" w:cs="Arial"/>
+          <w:sz w:val="26"/>
+          <w:szCs w:val="26"/>
+        </w:rPr>
+      </w:pPr>
+      <w:r>
+        <w:rPr>
+          <w:rFonts w:eastAsia="Calibri" w:cs="Arial"/>
+          <w:sz w:val="26"/>
+          <w:szCs w:val="26"/>
+        </w:rPr>
+        <w:t>Dear Sir or Madam,</w:t>
+      </w:r>
+    </w:p>
+    <w:p>
+      <w:pPr>
+        <w:spacing w:line="245" w:lineRule="auto"/>
+        <w:rPr>
+          <w:rFonts w:eastAsia="Calibri" w:cs="Arial"/>
+          <w:sz w:val="26"/>
+          <w:szCs w:val="26"/>
+        </w:rPr>
+      </w:pPr>
+      <w:r>
+        <w:rPr>
+          <w:rFonts w:eastAsia="Calibri" w:cs="Arial"/>
+          <w:sz w:val="26"/>
+          <w:szCs w:val="26"/>
+        </w:rPr>
+        <w:t xml:space="preserve">I </w:t>
+      </w:r>
+      <w:r>
+        <w:rPr>
+          <w:rFonts w:eastAsia="Calibri" w:cs="Arial"/>
+          <w:sz w:val="26"/>
+          <w:szCs w:val="26"/>
+        </w:rPr>
+        <w:t>am writing to provide</w:t>
+      </w:r>
+      <w:r>
+        <w:rPr>
+          <w:rFonts w:eastAsia="Calibri" w:cs="Arial"/>
+          <w:sz w:val="26"/>
+          <w:szCs w:val="26"/>
+        </w:rPr>
+        <w:t xml:space="preserve"> a comprehensive summary of my professional contributions </w:t>
+      </w:r>
+      <w:r>
+        <w:rPr>
+          <w:rFonts w:eastAsia="Calibri" w:cs="Arial"/>
+          <w:sz w:val="26"/>
+          <w:szCs w:val="26"/>
+        </w:rPr>
+        <w:t>as a software engineer at Israel Aerospace Industries.</w:t>
+      </w:r>
+    </w:p>
+    <w:p>
+      <w:pPr>
+        <w:spacing w:line="245" w:lineRule="auto"/>
+        <w:rPr>
+          <w:rFonts w:eastAsia="Calibri" w:cs="Arial"/>
+          <w:sz w:val="26"/>
+          <w:szCs w:val="26"/>
+        </w:rPr>
+      </w:pPr>
+      <w:r>
+        <w:rPr>
+          <w:rFonts w:eastAsia="Calibri" w:cs="Arial"/>
+          <w:sz w:val="26"/>
+          <w:szCs w:val="26"/>
+        </w:rPr>
+        <w:t xml:space="preserve">Since joining IAI in December 2015, I have consistently </w:t>
+      </w:r>
+      <w:r>
+        <w:rPr>
+          <w:rFonts w:eastAsia="Calibri" w:cs="Arial"/>
+          <w:sz w:val="26"/>
+          <w:szCs w:val="26"/>
+        </w:rPr>
+        <w:t>developed and implemented advanced software solutions for real-time systems, research, and desktop applications, leading full</w:t>
+      </w:r>
+      <w:r>
+        <w:rPr>
+          <w:rFonts w:eastAsia="Calibri" w:cs="Arial"/>
+          <w:sz w:val="26"/>
+          <w:szCs w:val="26"/>
+        </w:rPr>
+        <w:t xml:space="preserve"> development cycles from requirements definition through architectural design, implementation, testing, integration, and comprehensive technical documentation.</w:t>
+      </w:r>
+    </w:p>
+    <w:p>
+      <w:pPr>
+        <w:pStyle w:val="Heading11"/>
+        <w:keepNext/>
+        <w:spacing w:before="0" w:after="0" w:line="240" w:lineRule="auto"/>
+        <w:rPr>
+          <w:rFonts w:eastAsia="Calibri" w:cs="Arial"/>
           <w:bCs/>
-          <w:sz w:val="22"/>
-          <w:szCs w:val="22"/>
-        </w:rPr>
-      </w:pPr>
-    </w:p>
-    <w:p>
-      <w:pPr>
-        <w:spacing w:after="200" w:line="276" w:lineRule="auto"/>
-        <w:rPr>
-          <w:rFonts w:ascii="Calibri" w:eastAsia="Calibri" w:hAnsi="Calibri" w:cs="Arial"/>
-          <w:sz w:val="22"/>
-          <w:szCs w:val="22"/>
-        </w:rPr>
-      </w:pPr>
-      <w:r>
-        <w:rPr>
-          <w:rFonts w:ascii="Calibri" w:eastAsia="Calibri" w:hAnsi="Calibri" w:cs="Arial"/>
-          <w:b/>
+          <w:sz w:val="16"/>
+          <w:szCs w:val="16"/>
+        </w:rPr>
+      </w:pPr>
+    </w:p>
+    <w:p>
+      <w:pPr>
+        <w:pStyle w:val="Heading11"/>
+        <w:keepNext/>
+        <w:spacing w:after="80" w:line="245" w:lineRule="auto"/>
+        <w:rPr>
+          <w:rFonts w:eastAsia="Calibri" w:cs="Arial"/>
           <w:bCs/>
-          <w:sz w:val="22"/>
-          <w:szCs w:val="22"/>
-          <w:rtl/>
-        </w:rPr>
-        <w:t>נושא</w:t>
-      </w:r>
-      <w:r>
-        <w:rPr>
-          <w:rFonts w:ascii="Calibri" w:eastAsia="Calibri" w:hAnsi="Calibri" w:cs="Arial"/>
-          <w:b/>
+          <w:sz w:val="28"/>
+          <w:szCs w:val="28"/>
+        </w:rPr>
+      </w:pPr>
+      <w:r>
+        <w:rPr>
+          <w:rFonts w:eastAsia="Calibri" w:cs="Arial"/>
           <w:bCs/>
-          <w:sz w:val="22"/>
-          <w:szCs w:val="22"/>
-        </w:rPr>
-        <w:t>:</w:t>
-      </w:r>
-      <w:r>
-        <w:rPr>
-          <w:rFonts w:ascii="Calibri" w:eastAsia="Calibri" w:hAnsi="Calibri" w:cs="Arial"/>
-          <w:sz w:val="22"/>
-          <w:szCs w:val="22"/>
-        </w:rPr>
-        <w:t xml:space="preserve"> </w:t>
-      </w:r>
-      <w:r>
-        <w:rPr>
-          <w:rFonts w:ascii="Calibri" w:eastAsia="Calibri" w:hAnsi="Calibri" w:cs="Arial"/>
-          <w:sz w:val="22"/>
-          <w:szCs w:val="22"/>
-          <w:rtl/>
-        </w:rPr>
-        <w:t>סיכום פעילות מקצועית במסגרת עבודתי בתע"א</w:t>
-      </w:r>
-    </w:p>
-    <w:p>
-      <w:pPr>
-        <w:spacing w:after="200" w:line="276" w:lineRule="auto"/>
-        <w:rPr>
-          <w:rFonts w:ascii="Calibri" w:eastAsia="Calibri" w:hAnsi="Calibri" w:cs="Arial"/>
-          <w:sz w:val="22"/>
-          <w:szCs w:val="22"/>
-        </w:rPr>
-      </w:pPr>
-      <w:r>
-        <w:rPr>
-          <w:rFonts w:ascii="Calibri" w:eastAsia="Calibri" w:hAnsi="Calibri" w:cs="Arial"/>
-          <w:sz w:val="22"/>
-          <w:szCs w:val="22"/>
-          <w:rtl/>
-        </w:rPr>
-        <w:t>שלום רב</w:t>
-      </w:r>
-      <w:r>
-        <w:rPr>
-          <w:rFonts w:ascii="Calibri" w:eastAsia="Calibri" w:hAnsi="Calibri" w:cs="Arial"/>
-          <w:sz w:val="22"/>
-          <w:szCs w:val="22"/>
-        </w:rPr>
-        <w:t>,</w:t>
-      </w:r>
-    </w:p>
-    <w:p>
-      <w:pPr>
-        <w:spacing w:after="200" w:line="276" w:lineRule="auto"/>
-        <w:rPr>
-          <w:rFonts w:ascii="Calibri" w:eastAsia="Calibri" w:hAnsi="Calibri" w:cs="Arial"/>
-          <w:sz w:val="22"/>
-          <w:szCs w:val="22"/>
-        </w:rPr>
-      </w:pPr>
-      <w:r>
-        <w:rPr>
-          <w:rFonts w:ascii="Calibri" w:eastAsia="Calibri" w:hAnsi="Calibri" w:cs="Arial"/>
-          <w:sz w:val="22"/>
-          <w:szCs w:val="22"/>
-          <w:rtl/>
-        </w:rPr>
-        <w:t>ברצוני להציג בפניכם סיכום מקיף של תרומתי המקצועית במסגרת תפקידי כמהנדס תוכנה בתעשייה האווירית</w:t>
-      </w:r>
-      <w:r>
-        <w:rPr>
-          <w:rFonts w:ascii="Calibri" w:eastAsia="Calibri" w:hAnsi="Calibri" w:cs="Arial"/>
-          <w:sz w:val="22"/>
-          <w:szCs w:val="22"/>
-        </w:rPr>
-        <w:t>.</w:t>
-      </w:r>
-    </w:p>
-    <w:p>
-      <w:pPr>
-        <w:spacing w:after="200" w:line="276" w:lineRule="auto"/>
-        <w:rPr>
-          <w:rFonts w:ascii="Calibri" w:eastAsia="Calibri" w:hAnsi="Calibri" w:cs="Arial"/>
-          <w:sz w:val="22"/>
-          <w:szCs w:val="22"/>
-        </w:rPr>
-      </w:pPr>
-      <w:r>
-        <w:rPr>
-          <w:rFonts w:ascii="Calibri" w:eastAsia="Calibri" w:hAnsi="Calibri" w:cs="Arial"/>
-          <w:sz w:val="22"/>
-          <w:szCs w:val="22"/>
-          <w:rtl/>
-        </w:rPr>
-        <w:t>מאז שהצטרפתי לתע"א בדצמבר 2015, פעלתי בעקביות לפיתוח והטמעה של פתרונות תוכנה מתקדמים, הן במערכות זמן-אמת והן באפליקציות מחקריות ודסקטופ, תוך הובלה של מחזורי פיתוח מלאים – מאפיון הדרישות, דרך עיצוב הארכיטקטורה, מימוש, בדיקות, אינטגרציה ועד תיעוד טכני מקיף</w:t>
-      </w:r>
-      <w:r>
-        <w:rPr>
-          <w:rFonts w:ascii="Calibri" w:eastAsia="Calibri" w:hAnsi="Calibri" w:cs="Arial"/>
-          <w:sz w:val="22"/>
-          <w:szCs w:val="22"/>
-        </w:rPr>
-        <w:t>.</w:t>
-      </w:r>
-    </w:p>
-    <w:p>
-      <w:pPr>
-        <w:spacing w:after="200" w:line="276" w:lineRule="auto"/>
-        <w:rPr>
-          <w:rFonts w:ascii="Calibri" w:eastAsia="Calibri" w:hAnsi="Calibri" w:cs="Arial"/>
-          <w:b/>
-          <w:bCs/>
-          <w:sz w:val="22"/>
-          <w:szCs w:val="22"/>
-        </w:rPr>
-      </w:pPr>
-      <w:r>
-        <w:rPr>
-          <w:rFonts w:ascii="Calibri" w:eastAsia="Calibri" w:hAnsi="Calibri" w:cs="Arial"/>
-          <w:b/>
-          <w:bCs/>
-          <w:sz w:val="22"/>
-          <w:szCs w:val="22"/>
-          <w:rtl/>
-        </w:rPr>
-        <w:t xml:space="preserve">מחלקת תוכנה </w:t>
-      </w:r>
-      <w:r>
-        <w:rPr>
-          <w:rFonts w:ascii="Calibri" w:eastAsia="Calibri" w:hAnsi="Calibri" w:cs="Arial" w:hint="cs"/>
-          <w:b/>
-          <w:bCs/>
-          <w:sz w:val="22"/>
-          <w:szCs w:val="22"/>
-          <w:rtl/>
-        </w:rPr>
-        <w:t>מוטסת</w:t>
-      </w:r>
-      <w:r>
-        <w:rPr>
-          <w:rFonts w:ascii="Calibri" w:eastAsia="Calibri" w:hAnsi="Calibri" w:cs="Arial"/>
-          <w:b/>
-          <w:bCs/>
-          <w:sz w:val="22"/>
-          <w:szCs w:val="22"/>
-          <w:rtl/>
-        </w:rPr>
-        <w:t xml:space="preserve"> (דצמבר 2015 – אוקטובר 2020)</w:t>
-      </w:r>
-    </w:p>
-    <w:p>
-      <w:pPr>
-        <w:spacing w:after="200" w:line="276" w:lineRule="auto"/>
-        <w:rPr>
-          <w:rFonts w:ascii="Calibri" w:eastAsia="Calibri" w:hAnsi="Calibri" w:cs="Arial"/>
-          <w:sz w:val="22"/>
-          <w:szCs w:val="22"/>
-        </w:rPr>
-      </w:pPr>
-      <w:r>
-        <w:rPr>
-          <w:rFonts w:ascii="Calibri" w:eastAsia="Calibri" w:hAnsi="Calibri" w:cs="Arial"/>
-          <w:sz w:val="22"/>
-          <w:szCs w:val="22"/>
-          <w:rtl/>
-        </w:rPr>
-        <w:t>בתקופה זו פיתחתי לוגיקת שליטה חדשה משלב אפיון ועד מימוש בקוד</w:t>
-      </w:r>
-      <w:r>
-        <w:rPr>
-          <w:rFonts w:ascii="Calibri" w:eastAsia="Calibri" w:hAnsi="Calibri" w:cs="Arial" w:hint="cs"/>
-          <w:sz w:val="22"/>
-          <w:szCs w:val="22"/>
-          <w:rtl/>
-        </w:rPr>
-        <w:t xml:space="preserve"> בשפת תכנות </w:t>
-      </w:r>
-      <w:r>
-        <w:rPr>
-          <w:rFonts w:ascii="Calibri" w:eastAsia="Calibri" w:hAnsi="Calibri" w:cs="Arial"/>
-          <w:sz w:val="22"/>
-          <w:szCs w:val="22"/>
-        </w:rPr>
-        <w:t>C</w:t>
-      </w:r>
-      <w:r>
-        <w:rPr>
-          <w:rFonts w:ascii="Calibri" w:eastAsia="Calibri" w:hAnsi="Calibri" w:cs="Arial" w:hint="cs"/>
-          <w:sz w:val="22"/>
-          <w:szCs w:val="22"/>
-          <w:rtl/>
-        </w:rPr>
-        <w:t xml:space="preserve"> </w:t>
-      </w:r>
-      <w:r>
-        <w:rPr>
-          <w:rFonts w:ascii="Calibri" w:eastAsia="Calibri" w:hAnsi="Calibri" w:cs="Arial"/>
-          <w:sz w:val="22"/>
-          <w:szCs w:val="22"/>
-        </w:rPr>
-        <w:t xml:space="preserve"> </w:t>
-      </w:r>
-      <w:r>
-        <w:rPr>
-          <w:rFonts w:ascii="Calibri" w:eastAsia="Calibri" w:hAnsi="Calibri" w:cs="Arial"/>
-          <w:sz w:val="22"/>
-          <w:szCs w:val="22"/>
-          <w:rtl/>
-        </w:rPr>
-        <w:t>תוך שיתוף פעולה הדוק עם מהנדסי אוויוניקה על ניסוח דרישות ותיעוד טכני. הלוגיקה עסקה בעיקר בניהול מנוע, דלק ומשאבת דלק</w:t>
-      </w:r>
-      <w:r>
-        <w:rPr>
-          <w:rFonts w:ascii="Calibri" w:eastAsia="Calibri" w:hAnsi="Calibri" w:cs="Arial"/>
-          <w:sz w:val="22"/>
-          <w:szCs w:val="22"/>
-        </w:rPr>
-        <w:t>.</w:t>
-      </w:r>
-    </w:p>
-    <w:p>
-      <w:pPr>
-        <w:spacing w:after="200" w:line="276" w:lineRule="auto"/>
-        <w:rPr>
-          <w:rFonts w:ascii="Calibri" w:eastAsia="Calibri" w:hAnsi="Calibri" w:cs="Arial"/>
-          <w:sz w:val="22"/>
-          <w:szCs w:val="22"/>
-        </w:rPr>
-      </w:pPr>
-      <w:r>
-        <w:rPr>
-          <w:rFonts w:ascii="Calibri" w:eastAsia="Calibri" w:hAnsi="Calibri" w:cs="Arial"/>
-          <w:sz w:val="22"/>
-          <w:szCs w:val="22"/>
-          <w:rtl/>
-        </w:rPr>
-        <w:t>יוזמתית, נכנסתי לעובי הקורה ושדרגתי מקטעים משמעותיים בתוכנת השליטה של המל"ט, שנמצאה במצב קשה מבחינה תחזוקתית. בין פעולותיי הבולטות</w:t>
-      </w:r>
-      <w:r>
-        <w:rPr>
-          <w:rFonts w:ascii="Calibri" w:eastAsia="Calibri" w:hAnsi="Calibri" w:cs="Arial"/>
-          <w:sz w:val="22"/>
-          <w:szCs w:val="22"/>
-        </w:rPr>
-        <w:t>:</w:t>
+          <w:sz w:val="28"/>
+          <w:szCs w:val="28"/>
+        </w:rPr>
+        <w:t>Airborne Software Department (December 2015 - October 2020)</w:t>
+      </w:r>
+    </w:p>
+    <w:p>
+      <w:pPr>
+        <w:spacing w:line="245" w:lineRule="auto"/>
+        <w:rPr>
+          <w:rFonts w:eastAsia="Calibri" w:cs="Arial"/>
+          <w:sz w:val="26"/>
+          <w:szCs w:val="26"/>
+        </w:rPr>
+      </w:pPr>
+      <w:r>
+        <w:rPr>
+          <w:rFonts w:eastAsia="Calibri" w:cs="Arial"/>
+          <w:sz w:val="26"/>
+          <w:szCs w:val="26"/>
+        </w:rPr>
+        <w:t>During this period, I developed new control logic in C, from specification through implementation, working closely with avionics engineers on requirements definition and technical documentation. The logic primarily addressed engine, fuel, and fuel-pump management.</w:t>
+      </w:r>
+    </w:p>
+    <w:p>
+      <w:pPr>
+        <w:spacing w:line="245" w:lineRule="auto"/>
+        <w:rPr>
+          <w:rFonts w:eastAsia="Calibri" w:cs="Arial"/>
+          <w:sz w:val="26"/>
+          <w:szCs w:val="26"/>
+        </w:rPr>
+      </w:pPr>
+      <w:r>
+        <w:rPr>
+          <w:rFonts w:eastAsia="Calibri" w:cs="Arial"/>
+          <w:sz w:val="26"/>
+          <w:szCs w:val="26"/>
+        </w:rPr>
+        <w:t>On my own initiative, I undertook an in-depth review and upgraded substantial sections of the UAV control software, which was difficult to maintain. My key activities included:</w:t>
       </w:r>
     </w:p>
     <w:p>
@@ -504,47 +399,24 @@
           <w:ilvl w:val="0"/>
           <w:numId w:val="10"/>
         </w:numPr>
-        <w:spacing w:after="200" w:line="276" w:lineRule="auto"/>
-        <w:ind w:left="714" w:hanging="357"/>
-        <w:rPr>
-          <w:rFonts w:ascii="Calibri" w:eastAsia="Calibri" w:hAnsi="Calibri" w:cs="Arial"/>
-          <w:sz w:val="22"/>
-          <w:szCs w:val="22"/>
-        </w:rPr>
-      </w:pPr>
-      <w:r>
-        <w:rPr>
-          <w:rFonts w:ascii="Calibri" w:eastAsia="Calibri" w:hAnsi="Calibri" w:cs="Arial"/>
-          <w:sz w:val="22"/>
-          <w:szCs w:val="22"/>
-          <w:rtl/>
-        </w:rPr>
-        <w:t>בנייה מחדש וסטנדרטיזציה של מודולים קריטיים: כניסות/יציאות דיגיטליות, קווים סריאליים, זיכרון לא נדיף, תקשורת בין מחשבים</w:t>
-      </w:r>
-      <w:r>
-        <w:rPr>
-          <w:rFonts w:ascii="Calibri" w:eastAsia="Calibri" w:hAnsi="Calibri" w:cs="Arial"/>
-          <w:sz w:val="22"/>
-          <w:szCs w:val="22"/>
-        </w:rPr>
-        <w:t xml:space="preserve"> ,AVCs </w:t>
-      </w:r>
-      <w:r>
-        <w:rPr>
-          <w:rFonts w:ascii="Calibri" w:eastAsia="Calibri" w:hAnsi="Calibri" w:cs="Arial"/>
-          <w:sz w:val="22"/>
-          <w:szCs w:val="22"/>
-          <w:rtl/>
-        </w:rPr>
-        <w:t>ניהול אנטנה</w:t>
-      </w:r>
-      <w:r>
-        <w:rPr>
-          <w:rFonts w:ascii="Calibri" w:eastAsia="Calibri" w:hAnsi="Calibri" w:cs="Arial"/>
-          <w:sz w:val="22"/>
-          <w:szCs w:val="22"/>
-        </w:rPr>
-        <w:t>.</w:t>
+        <w:tabs>
+          <w:tab w:val="left" w:pos="360"/>
+        </w:tabs>
+        <w:spacing w:line="245" w:lineRule="auto"/>
+        <w:ind w:left="360" w:hanging="216"/>
+        <w:rPr>
+          <w:rFonts w:eastAsia="Calibri" w:cs="Arial"/>
+          <w:sz w:val="26"/>
+          <w:szCs w:val="26"/>
+        </w:rPr>
+      </w:pPr>
+      <w:r>
+        <w:rPr>
+          <w:rFonts w:eastAsia="Calibri" w:cs="Arial"/>
+          <w:sz w:val="26"/>
+          <w:szCs w:val="26"/>
+        </w:rPr>
+        <w:t>Rebuilding and standardizing critical modules: digital inputs and outputs, serial links, nonvolatile memory, inter-computer communication (AVCs), and antenna management, among others.</w:t>
       </w:r>
     </w:p>
     <w:p>
@@ -553,65 +425,24 @@
           <w:ilvl w:val="0"/>
           <w:numId w:val="10"/>
         </w:numPr>
-        <w:spacing w:after="200" w:line="276" w:lineRule="auto"/>
-        <w:ind w:left="714" w:hanging="357"/>
-        <w:rPr>
-          <w:rFonts w:ascii="Calibri" w:eastAsia="Calibri" w:hAnsi="Calibri" w:cs="Arial"/>
-          <w:sz w:val="22"/>
-          <w:szCs w:val="22"/>
-        </w:rPr>
-      </w:pPr>
-      <w:r>
-        <w:rPr>
-          <w:rFonts w:ascii="Calibri" w:eastAsia="Calibri" w:hAnsi="Calibri" w:cs="Arial"/>
-          <w:sz w:val="22"/>
-          <w:szCs w:val="22"/>
-          <w:rtl/>
-        </w:rPr>
-        <w:t>שיפור ביצועים עבור מעבדי</w:t>
-      </w:r>
-      <w:r>
-        <w:rPr>
-          <w:rFonts w:ascii="Calibri" w:eastAsia="Calibri" w:hAnsi="Calibri" w:cs="Arial"/>
-          <w:sz w:val="22"/>
-          <w:szCs w:val="22"/>
-        </w:rPr>
-        <w:t xml:space="preserve"> PowerPC </w:t>
-      </w:r>
-      <w:r>
-        <w:rPr>
-          <w:rFonts w:ascii="Calibri" w:eastAsia="Calibri" w:hAnsi="Calibri" w:cs="Arial"/>
-          <w:sz w:val="22"/>
-          <w:szCs w:val="22"/>
-          <w:rtl/>
-        </w:rPr>
-        <w:t>ושדרוג סביבת הפיתוח לגרסאות מתקדמות ש</w:t>
-      </w:r>
-      <w:r>
-        <w:rPr>
-          <w:rFonts w:ascii="Calibri" w:eastAsia="Calibri" w:hAnsi="Calibri" w:cs="Arial" w:hint="cs"/>
-          <w:sz w:val="22"/>
-          <w:szCs w:val="22"/>
-          <w:rtl/>
-        </w:rPr>
-        <w:t xml:space="preserve">ל </w:t>
-      </w:r>
-      <w:r>
-        <w:rPr>
-          <w:rFonts w:ascii="Calibri" w:eastAsia="Calibri" w:hAnsi="Calibri" w:cs="Arial"/>
-          <w:sz w:val="22"/>
-          <w:szCs w:val="22"/>
-        </w:rPr>
-        <w:t>GHS Multi</w:t>
-      </w:r>
-      <w:r>
-        <w:rPr>
-          <w:rFonts w:ascii="Calibri" w:eastAsia="Calibri" w:hAnsi="Calibri" w:cs="Arial" w:hint="cs"/>
-          <w:sz w:val="22"/>
-          <w:szCs w:val="22"/>
-          <w:rtl/>
-        </w:rPr>
-        <w:t>.</w:t>
+        <w:tabs>
+          <w:tab w:val="left" w:pos="360"/>
+        </w:tabs>
+        <w:spacing w:line="245" w:lineRule="auto"/>
+        <w:ind w:left="360" w:hanging="216"/>
+        <w:rPr>
+          <w:rFonts w:eastAsia="Calibri" w:cs="Arial"/>
+          <w:sz w:val="26"/>
+          <w:szCs w:val="26"/>
+        </w:rPr>
+      </w:pPr>
+      <w:r>
+        <w:rPr>
+          <w:rFonts w:eastAsia="Calibri" w:cs="Arial"/>
+          <w:sz w:val="26"/>
+          <w:szCs w:val="26"/>
+        </w:rPr>
+        <w:t>Improving performance on PowerPC processors and upgrading the development environment to newer versions of GHS Multi.</w:t>
       </w:r>
     </w:p>
     <w:p>
@@ -620,48 +451,24 @@
           <w:ilvl w:val="0"/>
           <w:numId w:val="10"/>
         </w:numPr>
-        <w:spacing w:after="200" w:line="276" w:lineRule="auto"/>
-        <w:ind w:left="714" w:hanging="357"/>
-        <w:rPr>
-          <w:rFonts w:ascii="Calibri" w:eastAsia="Calibri" w:hAnsi="Calibri" w:cs="Arial"/>
-          <w:sz w:val="22"/>
-          <w:szCs w:val="22"/>
-        </w:rPr>
-      </w:pPr>
-      <w:r>
-        <w:rPr>
-          <w:rFonts w:ascii="Calibri" w:eastAsia="Calibri" w:hAnsi="Calibri" w:cs="Arial"/>
-          <w:sz w:val="22"/>
-          <w:szCs w:val="22"/>
-          <w:rtl/>
-        </w:rPr>
-        <w:t>ארגון מחדש של עץ הספריות, סידור קבצים לפי נושאים</w:t>
-      </w:r>
-      <w:r>
-        <w:rPr>
-          <w:rFonts w:ascii="Calibri" w:eastAsia="Calibri" w:hAnsi="Calibri" w:cs="Arial"/>
-          <w:sz w:val="22"/>
-          <w:szCs w:val="22"/>
-        </w:rPr>
-        <w:t xml:space="preserve"> </w:t>
-      </w:r>
-      <w:r>
-        <w:rPr>
-          <w:rFonts w:ascii="Calibri" w:eastAsia="Calibri" w:hAnsi="Calibri" w:cs="Arial"/>
-          <w:sz w:val="22"/>
-          <w:szCs w:val="22"/>
-          <w:rtl/>
-        </w:rPr>
-        <w:t>התקנים</w:t>
-      </w:r>
-      <w:r>
-        <w:rPr>
-          <w:rFonts w:ascii="Calibri" w:eastAsia="Calibri" w:hAnsi="Calibri" w:cs="Arial" w:hint="cs"/>
-          <w:sz w:val="22"/>
-          <w:szCs w:val="22"/>
-          <w:rtl/>
-        </w:rPr>
-        <w:t>.</w:t>
+        <w:tabs>
+          <w:tab w:val="left" w:pos="360"/>
+        </w:tabs>
+        <w:spacing w:line="245" w:lineRule="auto"/>
+        <w:ind w:left="360" w:hanging="216"/>
+        <w:rPr>
+          <w:rFonts w:eastAsia="Calibri" w:cs="Arial"/>
+          <w:sz w:val="26"/>
+          <w:szCs w:val="26"/>
+        </w:rPr>
+      </w:pPr>
+      <w:r>
+        <w:rPr>
+          <w:rFonts w:eastAsia="Calibri" w:cs="Arial"/>
+          <w:sz w:val="26"/>
+          <w:szCs w:val="26"/>
+        </w:rPr>
+        <w:t>Reorganizing the directory tree and arranging files by topic and device.</w:t>
       </w:r>
     </w:p>
     <w:p>
@@ -670,30 +477,24 @@
           <w:ilvl w:val="0"/>
           <w:numId w:val="10"/>
         </w:numPr>
-        <w:spacing w:after="200" w:line="276" w:lineRule="auto"/>
-        <w:ind w:left="714" w:hanging="357"/>
-        <w:rPr>
-          <w:rFonts w:ascii="Calibri" w:eastAsia="Calibri" w:hAnsi="Calibri" w:cs="Arial"/>
-          <w:sz w:val="22"/>
-          <w:szCs w:val="22"/>
-        </w:rPr>
-      </w:pPr>
-      <w:r>
-        <w:rPr>
-          <w:rFonts w:ascii="Calibri" w:eastAsia="Calibri" w:hAnsi="Calibri" w:cs="Arial"/>
-          <w:sz w:val="22"/>
-          <w:szCs w:val="22"/>
-          <w:rtl/>
-        </w:rPr>
-        <w:t>הסרת קוד ישן, לא פעיל ומיותר, יישור סגנון קוד, סטנדרטיזציה של שמות קבצים ומשתנים, שיפור קריאות, קוהרנטיות וקופלינג נמוך</w:t>
-      </w:r>
-      <w:r>
-        <w:rPr>
-          <w:rFonts w:ascii="Calibri" w:eastAsia="Calibri" w:hAnsi="Calibri" w:cs="Arial"/>
-          <w:sz w:val="22"/>
-          <w:szCs w:val="22"/>
-        </w:rPr>
-        <w:t>.</w:t>
+        <w:tabs>
+          <w:tab w:val="left" w:pos="360"/>
+        </w:tabs>
+        <w:spacing w:line="245" w:lineRule="auto"/>
+        <w:ind w:left="360" w:hanging="216"/>
+        <w:rPr>
+          <w:rFonts w:eastAsia="Calibri" w:cs="Arial"/>
+          <w:sz w:val="26"/>
+          <w:szCs w:val="26"/>
+        </w:rPr>
+      </w:pPr>
+      <w:r>
+        <w:rPr>
+          <w:rFonts w:eastAsia="Calibri" w:cs="Arial"/>
+          <w:sz w:val="26"/>
+          <w:szCs w:val="26"/>
+        </w:rPr>
+        <w:t>Removing old, inactive, and redundant code; aligning coding styles; standardizing file and variable names; and improving readability and consistency while reducing coupling.</w:t>
       </w:r>
     </w:p>
     <w:p>
@@ -702,30 +503,24 @@
           <w:ilvl w:val="0"/>
           <w:numId w:val="10"/>
         </w:numPr>
-        <w:spacing w:after="200" w:line="276" w:lineRule="auto"/>
-        <w:ind w:left="714" w:hanging="357"/>
-        <w:rPr>
-          <w:rFonts w:ascii="Calibri" w:eastAsia="Calibri" w:hAnsi="Calibri" w:cs="Arial"/>
-          <w:sz w:val="22"/>
-          <w:szCs w:val="22"/>
-        </w:rPr>
-      </w:pPr>
-      <w:r>
-        <w:rPr>
-          <w:rFonts w:ascii="Calibri" w:eastAsia="Calibri" w:hAnsi="Calibri" w:cs="Arial"/>
-          <w:sz w:val="22"/>
-          <w:szCs w:val="22"/>
-          <w:rtl/>
-        </w:rPr>
-        <w:t>פיתוח ואינטגרציה של יכולות חדשות לשיפור אמינות ובטיחות תפקוד המערכת</w:t>
-      </w:r>
-      <w:r>
-        <w:rPr>
-          <w:rFonts w:ascii="Calibri" w:eastAsia="Calibri" w:hAnsi="Calibri" w:cs="Arial"/>
-          <w:sz w:val="22"/>
-          <w:szCs w:val="22"/>
-        </w:rPr>
-        <w:t>.</w:t>
+        <w:tabs>
+          <w:tab w:val="left" w:pos="360"/>
+        </w:tabs>
+        <w:spacing w:line="245" w:lineRule="auto"/>
+        <w:ind w:left="360" w:hanging="216"/>
+        <w:rPr>
+          <w:rFonts w:eastAsia="Calibri" w:cs="Arial"/>
+          <w:sz w:val="26"/>
+          <w:szCs w:val="26"/>
+        </w:rPr>
+      </w:pPr>
+      <w:r>
+        <w:rPr>
+          <w:rFonts w:eastAsia="Calibri" w:cs="Arial"/>
+          <w:sz w:val="26"/>
+          <w:szCs w:val="26"/>
+        </w:rPr>
+        <w:t>Developing and integrating new capabilities to improve the reliability and safety of system operation.</w:t>
       </w:r>
     </w:p>
     <w:p>
@@ -734,1144 +529,594 @@
           <w:ilvl w:val="0"/>
           <w:numId w:val="10"/>
         </w:numPr>
-        <w:spacing w:after="200" w:line="276" w:lineRule="auto"/>
-        <w:ind w:left="714" w:hanging="357"/>
-        <w:rPr>
-          <w:rFonts w:ascii="Calibri" w:eastAsia="Calibri" w:hAnsi="Calibri" w:cs="Arial"/>
-          <w:sz w:val="22"/>
-          <w:szCs w:val="22"/>
-        </w:rPr>
-      </w:pPr>
-      <w:r>
-        <w:rPr>
-          <w:rFonts w:ascii="Calibri" w:eastAsia="Calibri" w:hAnsi="Calibri" w:cs="Arial"/>
-          <w:sz w:val="22"/>
-          <w:szCs w:val="22"/>
-          <w:rtl/>
-        </w:rPr>
-        <w:t>פיתוח אפליקציית ניטור אוויוני</w:t>
-      </w:r>
-      <w:r>
-        <w:rPr>
-          <w:rFonts w:ascii="Calibri" w:eastAsia="Calibri" w:hAnsi="Calibri" w:cs="Arial"/>
-          <w:sz w:val="22"/>
-          <w:szCs w:val="22"/>
-        </w:rPr>
-        <w:t xml:space="preserve"> (Avim) </w:t>
-      </w:r>
-      <w:r>
-        <w:rPr>
-          <w:rFonts w:ascii="Calibri" w:eastAsia="Calibri" w:hAnsi="Calibri" w:cs="Arial"/>
-          <w:sz w:val="22"/>
-          <w:szCs w:val="22"/>
-          <w:rtl/>
-        </w:rPr>
-        <w:t>חדשה</w:t>
-      </w:r>
-      <w:r>
-        <w:rPr>
-          <w:rFonts w:ascii="Calibri" w:eastAsia="Calibri" w:hAnsi="Calibri" w:cs="Arial" w:hint="cs"/>
-          <w:sz w:val="22"/>
-          <w:szCs w:val="22"/>
-          <w:rtl/>
-        </w:rPr>
-        <w:t xml:space="preserve"> בשפת תכנות </w:t>
-      </w:r>
-      <w:r>
-        <w:rPr>
-          <w:rFonts w:ascii="Calibri" w:eastAsia="Calibri" w:hAnsi="Calibri" w:cs="Arial"/>
-          <w:sz w:val="22"/>
-          <w:szCs w:val="22"/>
-        </w:rPr>
-        <w:t>C</w:t>
-      </w:r>
-      <w:r>
-        <w:rPr>
-          <w:rFonts w:ascii="Calibri" w:eastAsia="Calibri" w:hAnsi="Calibri" w:cs="Arial"/>
-          <w:sz w:val="22"/>
-          <w:szCs w:val="22"/>
-          <w:lang w:val="ru-RU"/>
-        </w:rPr>
-        <w:t>++</w:t>
-      </w:r>
-      <w:r>
-        <w:rPr>
-          <w:rFonts w:ascii="Calibri" w:eastAsia="Calibri" w:hAnsi="Calibri" w:cs="Arial" w:hint="cs"/>
-          <w:sz w:val="22"/>
-          <w:szCs w:val="22"/>
-          <w:rtl/>
-        </w:rPr>
-        <w:t xml:space="preserve"> עם </w:t>
-      </w:r>
-      <w:r>
-        <w:rPr>
-          <w:rFonts w:ascii="Calibri" w:eastAsia="Calibri" w:hAnsi="Calibri" w:cs="Arial"/>
-          <w:sz w:val="22"/>
-          <w:szCs w:val="22"/>
-        </w:rPr>
-        <w:t>.Qt</w:t>
-      </w:r>
-    </w:p>
-    <w:p>
-      <w:pPr>
-        <w:spacing w:after="200" w:line="276" w:lineRule="auto"/>
-        <w:rPr>
-          <w:rFonts w:ascii="Calibri" w:eastAsia="Calibri" w:hAnsi="Calibri" w:cs="Arial"/>
-          <w:b/>
+        <w:tabs>
+          <w:tab w:val="left" w:pos="360"/>
+        </w:tabs>
+        <w:spacing w:line="245" w:lineRule="auto"/>
+        <w:ind w:left="360" w:hanging="216"/>
+        <w:rPr>
+          <w:rFonts w:eastAsia="Calibri" w:cs="Arial"/>
+          <w:sz w:val="26"/>
+          <w:szCs w:val="26"/>
+        </w:rPr>
+      </w:pPr>
+      <w:r>
+        <w:rPr>
+          <w:rFonts w:eastAsia="Calibri" w:cs="Arial"/>
+          <w:sz w:val="26"/>
+          <w:szCs w:val="26"/>
+        </w:rPr>
+        <w:t xml:space="preserve">Developing </w:t>
+      </w:r>
+      <w:proofErr w:type="gramStart"/>
+      <w:r>
+        <w:rPr>
+          <w:rFonts w:eastAsia="Calibri" w:cs="Arial"/>
+          <w:sz w:val="26"/>
+          <w:szCs w:val="26"/>
+        </w:rPr>
+        <w:t>a new avionics</w:t>
+      </w:r>
+      <w:proofErr w:type="gramEnd"/>
+      <w:r>
+        <w:rPr>
+          <w:rFonts w:eastAsia="Calibri" w:cs="Arial"/>
+          <w:sz w:val="26"/>
+          <w:szCs w:val="26"/>
+        </w:rPr>
+        <w:t xml:space="preserve"> monitoring application (Avim) in C++ with Qt.</w:t>
+      </w:r>
+    </w:p>
+    <w:p>
+      <w:pPr>
+        <w:pStyle w:val="Heading11"/>
+        <w:keepNext/>
+        <w:spacing w:before="0" w:after="0" w:line="240" w:lineRule="auto"/>
+        <w:rPr>
+          <w:rFonts w:eastAsia="Calibri" w:cs="Arial"/>
           <w:bCs/>
-          <w:sz w:val="22"/>
-          <w:szCs w:val="22"/>
-        </w:rPr>
-      </w:pPr>
-      <w:r>
-        <w:rPr>
-          <w:rFonts w:ascii="Calibri" w:eastAsia="Calibri" w:hAnsi="Calibri" w:cs="Arial"/>
-          <w:b/>
+          <w:sz w:val="16"/>
+          <w:szCs w:val="16"/>
+        </w:rPr>
+      </w:pPr>
+    </w:p>
+    <w:p>
+      <w:pPr>
+        <w:pStyle w:val="Heading11"/>
+        <w:keepNext/>
+        <w:spacing w:after="80" w:line="245" w:lineRule="auto"/>
+        <w:rPr>
+          <w:rFonts w:eastAsia="Calibri" w:cs="Arial"/>
           <w:bCs/>
-          <w:sz w:val="22"/>
-          <w:szCs w:val="22"/>
-          <w:rtl/>
-        </w:rPr>
-        <w:t>מחלקת אלגוריתמים (נובמבר 2020 – דצמבר 2021)</w:t>
-      </w:r>
-    </w:p>
-    <w:p>
-      <w:pPr>
-        <w:spacing w:after="200" w:line="276" w:lineRule="auto"/>
-        <w:rPr>
-          <w:rFonts w:ascii="Calibri" w:eastAsia="Calibri" w:hAnsi="Calibri" w:cs="Arial"/>
-          <w:sz w:val="22"/>
-          <w:szCs w:val="22"/>
-        </w:rPr>
-      </w:pPr>
-      <w:r>
-        <w:rPr>
-          <w:rFonts w:ascii="Calibri" w:eastAsia="Calibri" w:hAnsi="Calibri" w:cs="Arial"/>
-          <w:sz w:val="22"/>
-          <w:szCs w:val="22"/>
-          <w:rtl/>
-        </w:rPr>
-        <w:t>פיתוח מודול ניהול מרכזי בפרויק</w:t>
-      </w:r>
-      <w:r>
-        <w:rPr>
-          <w:rFonts w:ascii="Calibri" w:eastAsia="Calibri" w:hAnsi="Calibri" w:cs="Arial" w:hint="cs"/>
-          <w:sz w:val="22"/>
-          <w:szCs w:val="22"/>
-          <w:rtl/>
-        </w:rPr>
-        <w:t>ט נחיתת תמונה מ</w:t>
-      </w:r>
-      <w:r>
-        <w:rPr>
-          <w:rFonts w:ascii="Calibri" w:eastAsia="Calibri" w:hAnsi="Calibri" w:cs="Arial"/>
-          <w:sz w:val="22"/>
-          <w:szCs w:val="22"/>
-          <w:rtl/>
-        </w:rPr>
-        <w:t>בוסס</w:t>
-      </w:r>
-      <w:r>
-        <w:rPr>
-          <w:rFonts w:ascii="Calibri" w:eastAsia="Calibri" w:hAnsi="Calibri" w:cs="Arial" w:hint="cs"/>
-          <w:sz w:val="22"/>
-          <w:szCs w:val="22"/>
-          <w:rtl/>
-        </w:rPr>
-        <w:t xml:space="preserve"> על </w:t>
-      </w:r>
-      <w:r>
-        <w:rPr>
-          <w:rFonts w:ascii="Calibri" w:eastAsia="Calibri" w:hAnsi="Calibri" w:cs="Arial"/>
-          <w:sz w:val="22"/>
-          <w:szCs w:val="22"/>
-          <w:rtl/>
-        </w:rPr>
-        <w:t>מערכת הפעלה</w:t>
-      </w:r>
-      <w:r>
-        <w:rPr>
-          <w:rFonts w:ascii="Calibri" w:eastAsia="Calibri" w:hAnsi="Calibri" w:cs="Arial" w:hint="cs"/>
-          <w:sz w:val="22"/>
-          <w:szCs w:val="22"/>
-          <w:rtl/>
-        </w:rPr>
-        <w:t xml:space="preserve"> </w:t>
-      </w:r>
-      <w:r>
-        <w:rPr>
-          <w:rFonts w:ascii="Calibri" w:eastAsia="Calibri" w:hAnsi="Calibri" w:cs="Arial"/>
-          <w:sz w:val="22"/>
-          <w:szCs w:val="22"/>
-          <w:rtl/>
-        </w:rPr>
-        <w:t>ווינדוס</w:t>
-      </w:r>
-      <w:r>
-        <w:rPr>
-          <w:rFonts w:ascii="Calibri" w:eastAsia="Calibri" w:hAnsi="Calibri" w:cs="Arial" w:hint="cs"/>
-          <w:sz w:val="22"/>
-          <w:szCs w:val="22"/>
-          <w:rtl/>
-        </w:rPr>
-        <w:t xml:space="preserve"> </w:t>
-      </w:r>
-      <w:r>
-        <w:rPr>
-          <w:rFonts w:ascii="Calibri" w:eastAsia="Calibri" w:hAnsi="Calibri" w:cs="Arial"/>
-          <w:sz w:val="22"/>
-          <w:szCs w:val="22"/>
-          <w:rtl/>
-        </w:rPr>
-        <w:t>ב</w:t>
-      </w:r>
-      <w:r>
-        <w:rPr>
-          <w:rFonts w:ascii="Calibri" w:eastAsia="Calibri" w:hAnsi="Calibri" w:cs="Arial" w:hint="cs"/>
-          <w:sz w:val="22"/>
-          <w:szCs w:val="22"/>
-          <w:rtl/>
-        </w:rPr>
-        <w:t xml:space="preserve">שפת תכנות </w:t>
-      </w:r>
-      <w:r>
-        <w:rPr>
-          <w:rFonts w:ascii="Calibri" w:eastAsia="Calibri" w:hAnsi="Calibri" w:cs="Arial"/>
-          <w:sz w:val="22"/>
-          <w:szCs w:val="22"/>
-        </w:rPr>
-        <w:t>C</w:t>
-      </w:r>
-      <w:r>
-        <w:rPr>
-          <w:rFonts w:ascii="Calibri" w:eastAsia="Calibri" w:hAnsi="Calibri" w:cs="Arial"/>
-          <w:sz w:val="22"/>
-          <w:szCs w:val="22"/>
-          <w:lang w:val="ru-RU"/>
-        </w:rPr>
-        <w:t>++</w:t>
-      </w:r>
-      <w:r>
-        <w:rPr>
-          <w:rFonts w:ascii="Calibri" w:eastAsia="Calibri" w:hAnsi="Calibri" w:cs="Arial" w:hint="cs"/>
-          <w:sz w:val="22"/>
-          <w:szCs w:val="22"/>
-          <w:rtl/>
-        </w:rPr>
-        <w:t xml:space="preserve"> </w:t>
-      </w:r>
-      <w:r>
-        <w:rPr>
-          <w:rFonts w:ascii="Calibri" w:eastAsia="Calibri" w:hAnsi="Calibri" w:cs="Arial"/>
-          <w:sz w:val="22"/>
-          <w:szCs w:val="22"/>
-          <w:rtl/>
-        </w:rPr>
-        <w:t>כולל איסוף דרישות, עיצוב, מימוש, בדיקות ותיעוד</w:t>
-      </w:r>
-      <w:r>
-        <w:rPr>
-          <w:rFonts w:ascii="Calibri" w:eastAsia="Calibri" w:hAnsi="Calibri" w:cs="Arial"/>
-          <w:sz w:val="22"/>
-          <w:szCs w:val="22"/>
+          <w:sz w:val="28"/>
+          <w:szCs w:val="28"/>
+        </w:rPr>
+      </w:pPr>
+      <w:r>
+        <w:rPr>
+          <w:rFonts w:eastAsia="Calibri" w:cs="Arial"/>
+          <w:bCs/>
+          <w:sz w:val="28"/>
+          <w:szCs w:val="28"/>
+        </w:rPr>
+        <w:t>Algorithms Department (November 2020 - December 2021)</w:t>
+      </w:r>
+    </w:p>
+    <w:p>
+      <w:pPr>
+        <w:spacing w:line="245" w:lineRule="auto"/>
+        <w:rPr>
+          <w:rFonts w:eastAsia="Calibri" w:cs="Arial"/>
+          <w:sz w:val="26"/>
+          <w:szCs w:val="26"/>
+        </w:rPr>
+      </w:pPr>
+      <w:r>
+        <w:rPr>
+          <w:rFonts w:eastAsia="Calibri" w:cs="Arial"/>
+          <w:sz w:val="26"/>
+          <w:szCs w:val="26"/>
+        </w:rPr>
+        <w:t xml:space="preserve">Developing a central management module in C++ on Windows for the Image Landing project, including </w:t>
+      </w:r>
+      <w:proofErr w:type="gramStart"/>
+      <w:r>
+        <w:rPr>
+          <w:rFonts w:eastAsia="Calibri" w:cs="Arial"/>
+          <w:sz w:val="26"/>
+          <w:szCs w:val="26"/>
+        </w:rPr>
+        <w:t>requirements gathering</w:t>
+      </w:r>
+      <w:proofErr w:type="gramEnd"/>
+      <w:r>
+        <w:rPr>
+          <w:rFonts w:eastAsia="Calibri" w:cs="Arial"/>
+          <w:sz w:val="26"/>
+          <w:szCs w:val="26"/>
+        </w:rPr>
+        <w:t>, design, implementation, testing, and documentation.</w:t>
+      </w:r>
+    </w:p>
+    <w:p>
+      <w:pPr>
+        <w:pStyle w:val="Heading11"/>
+        <w:keepNext/>
+        <w:spacing w:before="0" w:after="0" w:line="240" w:lineRule="auto"/>
+        <w:rPr>
+          <w:rFonts w:eastAsia="Calibri" w:cs="Arial"/>
+          <w:bCs/>
+          <w:sz w:val="16"/>
+          <w:szCs w:val="16"/>
+        </w:rPr>
+      </w:pPr>
+    </w:p>
+    <w:p>
+      <w:pPr>
+        <w:pStyle w:val="Heading11"/>
+        <w:keepNext/>
+        <w:spacing w:after="80" w:line="245" w:lineRule="auto"/>
+        <w:rPr>
+          <w:rFonts w:eastAsia="Calibri" w:cs="Arial"/>
+          <w:bCs/>
+          <w:sz w:val="28"/>
+          <w:szCs w:val="28"/>
+        </w:rPr>
+      </w:pPr>
+      <w:r>
+        <w:rPr>
+          <w:rFonts w:eastAsia="Calibri" w:cs="Arial"/>
+          <w:bCs/>
+          <w:sz w:val="28"/>
+          <w:szCs w:val="28"/>
+        </w:rPr>
+        <w:t>Robotics Department - ELTA (January 2022 - June 2022)</w:t>
+      </w:r>
+    </w:p>
+    <w:p>
+      <w:pPr>
+        <w:spacing w:line="245" w:lineRule="auto"/>
+        <w:rPr>
+          <w:rFonts w:eastAsia="Calibri" w:cs="Arial"/>
+          <w:sz w:val="26"/>
+          <w:szCs w:val="26"/>
+        </w:rPr>
+      </w:pPr>
+      <w:r>
+        <w:rPr>
+          <w:rFonts w:eastAsia="Calibri" w:cs="Arial"/>
+          <w:sz w:val="26"/>
+          <w:szCs w:val="26"/>
+        </w:rPr>
+        <w:t>Developed a central management module in C++ on Windows for the Worldview project, including managing</w:t>
+      </w:r>
+      <w:r>
+        <w:rPr>
+          <w:rFonts w:eastAsia="Calibri" w:cs="Arial"/>
+          <w:sz w:val="26"/>
+          <w:szCs w:val="26"/>
+        </w:rPr>
+        <w:t xml:space="preserve"> internal communications among robotic subsystems.</w:t>
+      </w:r>
+    </w:p>
+    <w:p>
+      <w:pPr>
+        <w:pStyle w:val="Heading11"/>
+        <w:keepNext/>
+        <w:spacing w:after="80" w:line="245" w:lineRule="auto"/>
+        <w:rPr>
+          <w:rFonts w:eastAsia="Calibri" w:cs="Arial"/>
+          <w:bCs/>
+          <w:sz w:val="28"/>
+          <w:szCs w:val="28"/>
+        </w:rPr>
+      </w:pPr>
+      <w:r>
+        <w:rPr>
+          <w:rFonts w:eastAsia="Calibri" w:cs="Arial"/>
+          <w:bCs/>
+          <w:sz w:val="28"/>
+          <w:szCs w:val="28"/>
+        </w:rPr>
+        <w:lastRenderedPageBreak/>
+        <w:t>Product Software Department (July 2022 - July 2023)</w:t>
+      </w:r>
+    </w:p>
+    <w:p>
+      <w:pPr>
+        <w:spacing w:line="245" w:lineRule="auto"/>
+        <w:rPr>
+          <w:rFonts w:eastAsia="Calibri" w:cs="Arial"/>
+          <w:sz w:val="26"/>
+          <w:szCs w:val="26"/>
+        </w:rPr>
+      </w:pPr>
+      <w:r>
+        <w:rPr>
+          <w:rFonts w:eastAsia="Calibri" w:cs="Arial"/>
+          <w:sz w:val="26"/>
+          <w:szCs w:val="26"/>
+        </w:rPr>
+        <w:t>Conducting technology research and developing experimental applications in several programming languages: C, C++, C#, Python.</w:t>
+      </w:r>
+    </w:p>
+    <w:p>
+      <w:pPr>
+        <w:pStyle w:val="Heading11"/>
+        <w:keepNext/>
+        <w:spacing w:before="0" w:after="0" w:line="240" w:lineRule="auto"/>
+        <w:rPr>
+          <w:rFonts w:eastAsia="Calibri" w:cs="Arial"/>
+          <w:bCs/>
+          <w:sz w:val="16"/>
+          <w:szCs w:val="16"/>
+        </w:rPr>
+      </w:pPr>
+    </w:p>
+    <w:p>
+      <w:pPr>
+        <w:pStyle w:val="Heading11"/>
+        <w:keepNext/>
+        <w:spacing w:after="80" w:line="245" w:lineRule="auto"/>
+        <w:rPr>
+          <w:rFonts w:eastAsia="Calibri" w:cs="Arial"/>
+          <w:bCs/>
+          <w:sz w:val="28"/>
+          <w:szCs w:val="28"/>
+        </w:rPr>
+      </w:pPr>
+      <w:r>
+        <w:rPr>
+          <w:rFonts w:eastAsia="Calibri" w:cs="Arial"/>
+          <w:bCs/>
+          <w:sz w:val="28"/>
+          <w:szCs w:val="28"/>
+        </w:rPr>
+        <w:t>Product Software Department (July 2023 - January 2024)</w:t>
+      </w:r>
+    </w:p>
+    <w:p>
+      <w:pPr>
+        <w:spacing w:line="245" w:lineRule="auto"/>
+        <w:rPr>
+          <w:rFonts w:eastAsia="Calibri" w:cs="Arial"/>
+          <w:sz w:val="26"/>
+          <w:szCs w:val="26"/>
+        </w:rPr>
+      </w:pPr>
+      <w:r>
+        <w:rPr>
+          <w:rFonts w:eastAsia="Calibri" w:cs="Arial"/>
+          <w:sz w:val="26"/>
+          <w:szCs w:val="26"/>
+        </w:rPr>
+        <w:t xml:space="preserve">Developing a real-time production application in C++ on Windows for the GVDM project. The </w:t>
+      </w:r>
+      <w:r>
+        <w:rPr>
+          <w:rFonts w:eastAsia="Calibri" w:cs="Arial"/>
+          <w:sz w:val="26"/>
+          <w:szCs w:val="26"/>
+        </w:rPr>
+        <w:t xml:space="preserve">Air Force currently uses </w:t>
+      </w:r>
+      <w:r>
+        <w:rPr>
+          <w:rFonts w:eastAsia="Calibri" w:cs="Arial"/>
+          <w:sz w:val="26"/>
+          <w:szCs w:val="26"/>
+        </w:rPr>
+        <w:t>this software</w:t>
+      </w:r>
+      <w:r>
+        <w:rPr>
+          <w:rFonts w:eastAsia="Calibri" w:cs="Arial"/>
+          <w:sz w:val="26"/>
+          <w:szCs w:val="26"/>
         </w:rPr>
         <w:t>.</w:t>
       </w:r>
     </w:p>
     <w:p>
       <w:pPr>
-        <w:spacing w:after="200" w:line="276" w:lineRule="auto"/>
-        <w:rPr>
-          <w:rFonts w:ascii="Calibri" w:eastAsia="Calibri" w:hAnsi="Calibri" w:cs="Arial"/>
-          <w:b/>
+        <w:pStyle w:val="Heading11"/>
+        <w:keepNext/>
+        <w:spacing w:before="0" w:after="0" w:line="240" w:lineRule="auto"/>
+        <w:rPr>
+          <w:rFonts w:eastAsia="Calibri" w:cs="Arial"/>
           <w:bCs/>
-          <w:sz w:val="22"/>
-          <w:szCs w:val="22"/>
-        </w:rPr>
-      </w:pPr>
-      <w:r>
-        <w:rPr>
-          <w:rFonts w:ascii="Calibri" w:eastAsia="Calibri" w:hAnsi="Calibri" w:cs="Arial"/>
-          <w:b/>
+          <w:sz w:val="16"/>
+          <w:szCs w:val="16"/>
+        </w:rPr>
+      </w:pPr>
+    </w:p>
+    <w:p>
+      <w:pPr>
+        <w:pStyle w:val="Heading11"/>
+        <w:keepNext/>
+        <w:spacing w:after="80" w:line="245" w:lineRule="auto"/>
+        <w:rPr>
+          <w:rFonts w:eastAsia="Calibri" w:cs="Arial"/>
           <w:bCs/>
-          <w:sz w:val="22"/>
-          <w:szCs w:val="22"/>
-          <w:rtl/>
-        </w:rPr>
-        <w:t>מחלקת רובוטיקה – אלתא (ינואר 2022 – יו</w:t>
-      </w:r>
-      <w:r>
-        <w:rPr>
-          <w:rFonts w:ascii="Calibri" w:eastAsia="Calibri" w:hAnsi="Calibri" w:cs="Arial" w:hint="cs"/>
-          <w:b/>
+          <w:sz w:val="28"/>
+          <w:szCs w:val="28"/>
+        </w:rPr>
+      </w:pPr>
+      <w:r>
+        <w:rPr>
+          <w:rFonts w:eastAsia="Calibri" w:cs="Arial"/>
           <w:bCs/>
-          <w:sz w:val="22"/>
-          <w:szCs w:val="22"/>
-          <w:rtl/>
-        </w:rPr>
-        <w:t>ני</w:t>
-      </w:r>
-      <w:r>
-        <w:rPr>
-          <w:rFonts w:ascii="Calibri" w:eastAsia="Calibri" w:hAnsi="Calibri" w:cs="Arial"/>
-          <w:b/>
+          <w:sz w:val="28"/>
+          <w:szCs w:val="28"/>
+        </w:rPr>
+        <w:t>Product Software Department (February 2024 - December 2025)</w:t>
+      </w:r>
+    </w:p>
+    <w:p>
+      <w:pPr>
+        <w:spacing w:line="245" w:lineRule="auto"/>
+        <w:rPr>
+          <w:rFonts w:eastAsia="Calibri" w:cs="Arial"/>
+          <w:sz w:val="26"/>
+          <w:szCs w:val="26"/>
+        </w:rPr>
+      </w:pPr>
+      <w:r>
+        <w:rPr>
+          <w:rFonts w:eastAsia="Calibri" w:cs="Arial"/>
+          <w:sz w:val="26"/>
+          <w:szCs w:val="26"/>
+        </w:rPr>
+        <w:t>Developing a signal-processing application in C++ for a UEI embedded system running Linux.</w:t>
+      </w:r>
+    </w:p>
+    <w:p>
+      <w:pPr>
+        <w:pStyle w:val="Heading11"/>
+        <w:keepNext/>
+        <w:spacing w:before="0" w:after="0" w:line="240" w:lineRule="auto"/>
+        <w:rPr>
+          <w:rFonts w:eastAsia="Calibri" w:cs="Arial"/>
           <w:bCs/>
-          <w:sz w:val="22"/>
-          <w:szCs w:val="22"/>
-          <w:rtl/>
-        </w:rPr>
-        <w:t xml:space="preserve"> 2022)</w:t>
-      </w:r>
-    </w:p>
-    <w:p>
-      <w:pPr>
-        <w:spacing w:after="200" w:line="276" w:lineRule="auto"/>
-        <w:rPr>
-          <w:rFonts w:ascii="Calibri" w:eastAsia="Calibri" w:hAnsi="Calibri" w:cs="Arial"/>
-          <w:sz w:val="22"/>
-          <w:szCs w:val="22"/>
-        </w:rPr>
-      </w:pPr>
-      <w:r>
-        <w:rPr>
-          <w:rFonts w:ascii="Calibri" w:eastAsia="Calibri" w:hAnsi="Calibri" w:cs="Arial"/>
-          <w:sz w:val="22"/>
-          <w:szCs w:val="22"/>
-          <w:rtl/>
-        </w:rPr>
-        <w:t>פיתוח מודול ניהולי-מרכזי</w:t>
-      </w:r>
-      <w:r>
-        <w:rPr>
-          <w:rFonts w:ascii="Calibri" w:eastAsia="Calibri" w:hAnsi="Calibri" w:cs="Arial" w:hint="cs"/>
-          <w:sz w:val="22"/>
-          <w:szCs w:val="22"/>
-          <w:rtl/>
-        </w:rPr>
-        <w:t xml:space="preserve"> </w:t>
-      </w:r>
-      <w:r>
-        <w:rPr>
-          <w:rFonts w:ascii="Calibri" w:eastAsia="Calibri" w:hAnsi="Calibri" w:cs="Arial"/>
-          <w:sz w:val="22"/>
-          <w:szCs w:val="22"/>
-          <w:rtl/>
-        </w:rPr>
-        <w:t>בפרויק</w:t>
-      </w:r>
-      <w:r>
-        <w:rPr>
-          <w:rFonts w:ascii="Calibri" w:eastAsia="Calibri" w:hAnsi="Calibri" w:cs="Arial" w:hint="cs"/>
-          <w:sz w:val="22"/>
-          <w:szCs w:val="22"/>
-          <w:rtl/>
-        </w:rPr>
-        <w:t>ט השקפת עולם מ</w:t>
-      </w:r>
-      <w:r>
-        <w:rPr>
-          <w:rFonts w:ascii="Calibri" w:eastAsia="Calibri" w:hAnsi="Calibri" w:cs="Arial"/>
-          <w:sz w:val="22"/>
-          <w:szCs w:val="22"/>
-          <w:rtl/>
-        </w:rPr>
-        <w:t>בוסס</w:t>
-      </w:r>
-      <w:r>
-        <w:rPr>
-          <w:rFonts w:ascii="Calibri" w:eastAsia="Calibri" w:hAnsi="Calibri" w:cs="Arial" w:hint="cs"/>
-          <w:sz w:val="22"/>
-          <w:szCs w:val="22"/>
-          <w:rtl/>
-        </w:rPr>
-        <w:t xml:space="preserve"> על </w:t>
-      </w:r>
-      <w:r>
-        <w:rPr>
-          <w:rFonts w:ascii="Calibri" w:eastAsia="Calibri" w:hAnsi="Calibri" w:cs="Arial"/>
-          <w:sz w:val="22"/>
-          <w:szCs w:val="22"/>
-          <w:rtl/>
-        </w:rPr>
-        <w:t>מערכת הפעלה</w:t>
-      </w:r>
-      <w:r>
-        <w:rPr>
-          <w:rFonts w:ascii="Calibri" w:eastAsia="Calibri" w:hAnsi="Calibri" w:cs="Arial" w:hint="cs"/>
-          <w:sz w:val="22"/>
-          <w:szCs w:val="22"/>
-          <w:rtl/>
-        </w:rPr>
-        <w:t xml:space="preserve"> </w:t>
-      </w:r>
-      <w:r>
-        <w:rPr>
-          <w:rFonts w:ascii="Calibri" w:eastAsia="Calibri" w:hAnsi="Calibri" w:cs="Arial"/>
-          <w:sz w:val="22"/>
-          <w:szCs w:val="22"/>
-          <w:rtl/>
-        </w:rPr>
-        <w:t>ווינדוס</w:t>
-      </w:r>
-      <w:r>
-        <w:rPr>
-          <w:rFonts w:ascii="Calibri" w:eastAsia="Calibri" w:hAnsi="Calibri" w:cs="Arial" w:hint="cs"/>
-          <w:sz w:val="22"/>
-          <w:szCs w:val="22"/>
-          <w:rtl/>
-        </w:rPr>
-        <w:t xml:space="preserve"> בשפת תכנות </w:t>
-      </w:r>
-      <w:r>
-        <w:rPr>
-          <w:rFonts w:ascii="Calibri" w:eastAsia="Calibri" w:hAnsi="Calibri" w:cs="Arial"/>
-          <w:sz w:val="22"/>
-          <w:szCs w:val="22"/>
-        </w:rPr>
-        <w:t>C</w:t>
-      </w:r>
-      <w:r>
-        <w:rPr>
-          <w:rFonts w:ascii="Calibri" w:eastAsia="Calibri" w:hAnsi="Calibri" w:cs="Arial"/>
-          <w:sz w:val="22"/>
-          <w:szCs w:val="22"/>
-          <w:lang w:val="ru-RU"/>
-        </w:rPr>
-        <w:t>++</w:t>
-      </w:r>
-      <w:r>
-        <w:rPr>
-          <w:rFonts w:ascii="Calibri" w:eastAsia="Calibri" w:hAnsi="Calibri" w:cs="Arial" w:hint="cs"/>
-          <w:sz w:val="22"/>
-          <w:szCs w:val="22"/>
-          <w:rtl/>
-        </w:rPr>
-        <w:t xml:space="preserve"> </w:t>
-      </w:r>
-      <w:r>
-        <w:rPr>
-          <w:rFonts w:ascii="Calibri" w:eastAsia="Calibri" w:hAnsi="Calibri" w:cs="Arial"/>
-          <w:sz w:val="22"/>
-          <w:szCs w:val="22"/>
-          <w:rtl/>
-        </w:rPr>
-        <w:t xml:space="preserve">כולל ניהול תקשורת פנימית של </w:t>
-      </w:r>
-      <w:r>
-        <w:rPr>
-          <w:rFonts w:ascii="Calibri" w:eastAsia="Calibri" w:hAnsi="Calibri" w:cs="Arial" w:hint="cs"/>
-          <w:sz w:val="22"/>
-          <w:szCs w:val="22"/>
-          <w:rtl/>
-        </w:rPr>
-        <w:t>תת-מערכות</w:t>
-      </w:r>
-      <w:r>
-        <w:rPr>
-          <w:rFonts w:ascii="Calibri" w:eastAsia="Calibri" w:hAnsi="Calibri" w:cs="Arial"/>
-          <w:sz w:val="22"/>
-          <w:szCs w:val="22"/>
-          <w:rtl/>
-        </w:rPr>
-        <w:t xml:space="preserve"> רובוטיות</w:t>
-      </w:r>
-      <w:r>
-        <w:rPr>
-          <w:rFonts w:ascii="Calibri" w:eastAsia="Calibri" w:hAnsi="Calibri" w:cs="Arial"/>
-          <w:sz w:val="22"/>
-          <w:szCs w:val="22"/>
-        </w:rPr>
-        <w:t>.</w:t>
-      </w:r>
-    </w:p>
-    <w:p>
-      <w:pPr>
-        <w:spacing w:after="200" w:line="276" w:lineRule="auto"/>
-        <w:rPr>
-          <w:rFonts w:ascii="Calibri" w:eastAsia="Calibri" w:hAnsi="Calibri" w:cs="Arial"/>
-          <w:b/>
+          <w:sz w:val="16"/>
+          <w:szCs w:val="16"/>
+        </w:rPr>
+      </w:pPr>
+    </w:p>
+    <w:p>
+      <w:pPr>
+        <w:pStyle w:val="Heading11"/>
+        <w:keepNext/>
+        <w:spacing w:after="80" w:line="245" w:lineRule="auto"/>
+        <w:rPr>
+          <w:rFonts w:eastAsia="Calibri" w:cs="Arial"/>
           <w:bCs/>
-          <w:sz w:val="22"/>
-          <w:szCs w:val="22"/>
-        </w:rPr>
-      </w:pPr>
-      <w:r>
-        <w:rPr>
-          <w:rFonts w:ascii="Calibri" w:eastAsia="Calibri" w:hAnsi="Calibri" w:cs="Arial"/>
-          <w:b/>
+          <w:sz w:val="28"/>
+          <w:szCs w:val="28"/>
+        </w:rPr>
+      </w:pPr>
+      <w:r>
+        <w:rPr>
+          <w:rFonts w:eastAsia="Calibri" w:cs="Arial"/>
           <w:bCs/>
-          <w:sz w:val="22"/>
-          <w:szCs w:val="22"/>
-          <w:rtl/>
-        </w:rPr>
-        <w:t xml:space="preserve">מחלקת </w:t>
-      </w:r>
-      <w:r>
-        <w:rPr>
-          <w:rFonts w:ascii="Calibri" w:eastAsia="Calibri" w:hAnsi="Calibri" w:cs="Arial" w:hint="cs"/>
-          <w:b/>
+          <w:sz w:val="28"/>
+          <w:szCs w:val="28"/>
+        </w:rPr>
+        <w:t>Product Software Department (January 2026 - Present)</w:t>
+      </w:r>
+    </w:p>
+    <w:p>
+      <w:pPr>
+        <w:spacing w:line="245" w:lineRule="auto"/>
+        <w:rPr>
+          <w:rFonts w:eastAsia="Calibri" w:cs="Arial"/>
+          <w:sz w:val="26"/>
+          <w:szCs w:val="26"/>
+        </w:rPr>
+      </w:pPr>
+      <w:r>
+        <w:rPr>
+          <w:rFonts w:eastAsia="Calibri" w:cs="Arial"/>
+          <w:sz w:val="26"/>
+          <w:szCs w:val="26"/>
+        </w:rPr>
+        <w:t xml:space="preserve">Leading the development of an AI-based application that translates complex aviation technical documentation from Hebrew into English (assembly instructions and inspection cards), precisely preserving the structure and layout of the original PDF documents. Designing a multi-stage quality-control framework in which </w:t>
+      </w:r>
+      <w:r>
+        <w:rPr>
+          <w:rFonts w:eastAsia="Calibri" w:cs="Arial"/>
+          <w:sz w:val="26"/>
+          <w:szCs w:val="26"/>
+        </w:rPr>
+        <w:t xml:space="preserve">independent verification agents automatically check translations through structural, geometric, OCR, and semantic assessments, with every finding recorded as evidence. As a result, </w:t>
+      </w:r>
+      <w:r>
+        <w:rPr>
+          <w:rFonts w:eastAsia="Calibri" w:cs="Arial"/>
+          <w:sz w:val="26"/>
+          <w:szCs w:val="26"/>
+        </w:rPr>
+        <w:t>no unverified output reaches human approval. Developing the product into a user-friendly Windows tool that enables subject-matter experts who are not engineers to review findings, enter corrections, and build an increasingly refined glossary across hundreds of documents.</w:t>
+      </w:r>
+    </w:p>
+    <w:p>
+      <w:pPr>
+        <w:pStyle w:val="Heading11"/>
+        <w:keepNext/>
+        <w:spacing w:before="0" w:after="0" w:line="240" w:lineRule="auto"/>
+        <w:rPr>
+          <w:rFonts w:eastAsia="Calibri" w:cs="Arial"/>
           <w:bCs/>
-          <w:sz w:val="22"/>
-          <w:szCs w:val="22"/>
-          <w:rtl/>
-        </w:rPr>
-        <w:t>תוכנת מוצרים</w:t>
-      </w:r>
-      <w:r>
-        <w:rPr>
-          <w:rFonts w:ascii="Calibri" w:eastAsia="Calibri" w:hAnsi="Calibri" w:cs="Arial"/>
-          <w:b/>
+          <w:sz w:val="16"/>
+          <w:szCs w:val="16"/>
+        </w:rPr>
+      </w:pPr>
+    </w:p>
+    <w:p>
+      <w:pPr>
+        <w:pStyle w:val="Heading11"/>
+        <w:keepNext/>
+        <w:spacing w:after="80" w:line="245" w:lineRule="auto"/>
+        <w:rPr>
+          <w:rFonts w:eastAsia="Calibri" w:cs="Arial"/>
           <w:bCs/>
-          <w:sz w:val="22"/>
-          <w:szCs w:val="22"/>
-          <w:rtl/>
-        </w:rPr>
-        <w:t xml:space="preserve"> (יולי 2022 – יולי 2023)</w:t>
-      </w:r>
-    </w:p>
-    <w:p>
-      <w:pPr>
-        <w:spacing w:after="200" w:line="276" w:lineRule="auto"/>
-        <w:rPr>
-          <w:rFonts w:ascii="Calibri" w:eastAsia="Calibri" w:hAnsi="Calibri" w:cs="Arial"/>
-          <w:sz w:val="22"/>
-          <w:szCs w:val="22"/>
-        </w:rPr>
-      </w:pPr>
-      <w:r>
-        <w:rPr>
-          <w:rFonts w:ascii="Calibri" w:eastAsia="Calibri" w:hAnsi="Calibri" w:cs="Arial"/>
-          <w:sz w:val="22"/>
-          <w:szCs w:val="22"/>
-          <w:rtl/>
-        </w:rPr>
-        <w:t>ביצוע מחקר טכנולוגי ופיתוח יישומים ניסיוניים במספר שפות תכנו</w:t>
-      </w:r>
-      <w:r>
-        <w:rPr>
-          <w:rFonts w:ascii="Calibri" w:eastAsia="Calibri" w:hAnsi="Calibri" w:cs="Arial" w:hint="cs"/>
-          <w:sz w:val="22"/>
-          <w:szCs w:val="22"/>
-          <w:rtl/>
-        </w:rPr>
-        <w:t xml:space="preserve">ת </w:t>
-      </w:r>
-      <w:r>
-        <w:rPr>
-          <w:rFonts w:ascii="Calibri" w:eastAsia="Calibri" w:hAnsi="Calibri" w:cs="Arial"/>
-          <w:sz w:val="22"/>
-          <w:szCs w:val="22"/>
-        </w:rPr>
-        <w:t xml:space="preserve"> .C, C++, C#, Python</w:t>
-      </w:r>
-    </w:p>
-    <w:p>
-      <w:pPr>
-        <w:spacing w:after="200" w:line="276" w:lineRule="auto"/>
-        <w:rPr>
-          <w:rFonts w:ascii="Calibri" w:eastAsia="Calibri" w:hAnsi="Calibri" w:cs="Arial"/>
-          <w:b/>
+          <w:sz w:val="28"/>
+          <w:szCs w:val="28"/>
+        </w:rPr>
+      </w:pPr>
+      <w:r>
+        <w:rPr>
+          <w:rFonts w:eastAsia="Calibri" w:cs="Arial"/>
           <w:bCs/>
-          <w:sz w:val="22"/>
-          <w:szCs w:val="22"/>
-        </w:rPr>
-      </w:pPr>
-      <w:r>
-        <w:rPr>
-          <w:rFonts w:ascii="Calibri" w:eastAsia="Calibri" w:hAnsi="Calibri" w:cs="Arial"/>
-          <w:b/>
+          <w:sz w:val="28"/>
+          <w:szCs w:val="28"/>
+        </w:rPr>
+        <w:t>Mentoring and Collaboration</w:t>
+      </w:r>
+    </w:p>
+    <w:p>
+      <w:pPr>
+        <w:spacing w:line="245" w:lineRule="auto"/>
+        <w:rPr>
+          <w:rFonts w:eastAsia="Calibri" w:cs="Arial"/>
+          <w:sz w:val="26"/>
+          <w:szCs w:val="26"/>
+        </w:rPr>
+      </w:pPr>
+      <w:r>
+        <w:rPr>
+          <w:rFonts w:eastAsia="Calibri" w:cs="Arial"/>
+          <w:sz w:val="26"/>
+          <w:szCs w:val="26"/>
+        </w:rPr>
+        <w:t>Throughout my years at IAI, I have also contributed by training and mentoring junior software engineers, collaborating with avionics engineers across a range of technical fields, and helping others understand complex code and documents.</w:t>
+      </w:r>
+    </w:p>
+    <w:p>
+      <w:pPr>
+        <w:pStyle w:val="Heading11"/>
+        <w:keepNext/>
+        <w:spacing w:before="0" w:after="0" w:line="240" w:lineRule="auto"/>
+        <w:rPr>
+          <w:rFonts w:eastAsia="Calibri" w:cs="Arial"/>
           <w:bCs/>
-          <w:sz w:val="22"/>
-          <w:szCs w:val="22"/>
-          <w:rtl/>
-        </w:rPr>
-        <w:t xml:space="preserve">מחלקת </w:t>
-      </w:r>
-      <w:r>
-        <w:rPr>
-          <w:rFonts w:ascii="Calibri" w:eastAsia="Calibri" w:hAnsi="Calibri" w:cs="Arial" w:hint="cs"/>
-          <w:b/>
+          <w:sz w:val="16"/>
+          <w:szCs w:val="16"/>
+        </w:rPr>
+      </w:pPr>
+    </w:p>
+    <w:p>
+      <w:pPr>
+        <w:pStyle w:val="Heading11"/>
+        <w:keepNext/>
+        <w:spacing w:after="80" w:line="245" w:lineRule="auto"/>
+        <w:rPr>
+          <w:rFonts w:eastAsia="Calibri" w:cs="Arial"/>
           <w:bCs/>
-          <w:sz w:val="22"/>
-          <w:szCs w:val="22"/>
-          <w:rtl/>
-        </w:rPr>
-        <w:t>תוכנת מוצרים</w:t>
-      </w:r>
-      <w:r>
-        <w:rPr>
-          <w:rFonts w:ascii="Calibri" w:eastAsia="Calibri" w:hAnsi="Calibri" w:cs="Arial"/>
-          <w:b/>
+          <w:sz w:val="28"/>
+          <w:szCs w:val="28"/>
+        </w:rPr>
+      </w:pPr>
+      <w:r>
+        <w:rPr>
+          <w:rFonts w:eastAsia="Calibri" w:cs="Arial"/>
           <w:bCs/>
-          <w:sz w:val="22"/>
-          <w:szCs w:val="22"/>
-          <w:rtl/>
-        </w:rPr>
-        <w:t xml:space="preserve"> (יולי 2023 – ינואר 2024)</w:t>
-      </w:r>
-    </w:p>
-    <w:p>
-      <w:pPr>
-        <w:spacing w:after="200" w:line="276" w:lineRule="auto"/>
-        <w:rPr>
-          <w:rFonts w:ascii="Calibri" w:eastAsia="Calibri" w:hAnsi="Calibri" w:cs="Arial"/>
-          <w:sz w:val="22"/>
-          <w:szCs w:val="22"/>
-        </w:rPr>
-      </w:pPr>
-      <w:r>
-        <w:rPr>
-          <w:rFonts w:ascii="Calibri" w:eastAsia="Calibri" w:hAnsi="Calibri" w:cs="Arial"/>
-          <w:sz w:val="22"/>
-          <w:szCs w:val="22"/>
-          <w:rtl/>
-        </w:rPr>
-        <w:t>פיתוח יישום ייצור</w:t>
-      </w:r>
-      <w:r>
-        <w:rPr>
-          <w:rFonts w:ascii="Calibri" w:eastAsia="Calibri" w:hAnsi="Calibri" w:cs="Arial" w:hint="cs"/>
-          <w:sz w:val="22"/>
-          <w:szCs w:val="22"/>
-          <w:rtl/>
-        </w:rPr>
-        <w:t xml:space="preserve"> זמן אמת </w:t>
-      </w:r>
-      <w:r>
-        <w:rPr>
-          <w:rFonts w:ascii="Calibri" w:eastAsia="Calibri" w:hAnsi="Calibri" w:cs="Arial"/>
-          <w:sz w:val="22"/>
-          <w:szCs w:val="22"/>
-          <w:rtl/>
-        </w:rPr>
-        <w:t>בפרויק</w:t>
-      </w:r>
-      <w:r>
-        <w:rPr>
-          <w:rFonts w:ascii="Calibri" w:eastAsia="Calibri" w:hAnsi="Calibri" w:cs="Arial" w:hint="cs"/>
-          <w:sz w:val="22"/>
-          <w:szCs w:val="22"/>
-          <w:rtl/>
-        </w:rPr>
-        <w:t xml:space="preserve">ט </w:t>
-      </w:r>
-      <w:r>
-        <w:rPr>
-          <w:rFonts w:ascii="Calibri" w:eastAsia="Calibri" w:hAnsi="Calibri" w:cs="Arial"/>
-          <w:sz w:val="22"/>
-          <w:szCs w:val="22"/>
-        </w:rPr>
-        <w:t>GVDM</w:t>
-      </w:r>
-      <w:r>
-        <w:rPr>
-          <w:rFonts w:ascii="Calibri" w:eastAsia="Calibri" w:hAnsi="Calibri" w:cs="Arial" w:hint="cs"/>
-          <w:sz w:val="22"/>
-          <w:szCs w:val="22"/>
-          <w:rtl/>
-        </w:rPr>
-        <w:t xml:space="preserve"> מ</w:t>
-      </w:r>
-      <w:r>
-        <w:rPr>
-          <w:rFonts w:ascii="Calibri" w:eastAsia="Calibri" w:hAnsi="Calibri" w:cs="Arial"/>
-          <w:sz w:val="22"/>
-          <w:szCs w:val="22"/>
-          <w:rtl/>
-        </w:rPr>
-        <w:t>בוסס</w:t>
-      </w:r>
-      <w:r>
-        <w:rPr>
-          <w:rFonts w:ascii="Calibri" w:eastAsia="Calibri" w:hAnsi="Calibri" w:cs="Arial" w:hint="cs"/>
-          <w:sz w:val="22"/>
-          <w:szCs w:val="22"/>
-          <w:rtl/>
-        </w:rPr>
-        <w:t xml:space="preserve"> על </w:t>
-      </w:r>
-      <w:r>
-        <w:rPr>
-          <w:rFonts w:ascii="Calibri" w:eastAsia="Calibri" w:hAnsi="Calibri" w:cs="Arial"/>
-          <w:sz w:val="22"/>
-          <w:szCs w:val="22"/>
-          <w:rtl/>
-        </w:rPr>
-        <w:t>מערכת הפעלה</w:t>
-      </w:r>
-      <w:r>
-        <w:rPr>
-          <w:rFonts w:ascii="Calibri" w:eastAsia="Calibri" w:hAnsi="Calibri" w:cs="Arial" w:hint="cs"/>
-          <w:sz w:val="22"/>
-          <w:szCs w:val="22"/>
-          <w:rtl/>
-        </w:rPr>
-        <w:t xml:space="preserve"> </w:t>
-      </w:r>
-      <w:r>
-        <w:rPr>
-          <w:rFonts w:ascii="Calibri" w:eastAsia="Calibri" w:hAnsi="Calibri" w:cs="Arial"/>
-          <w:sz w:val="22"/>
-          <w:szCs w:val="22"/>
-          <w:rtl/>
-        </w:rPr>
-        <w:t>ווינדוס</w:t>
-      </w:r>
-      <w:r>
-        <w:rPr>
-          <w:rFonts w:ascii="Calibri" w:eastAsia="Calibri" w:hAnsi="Calibri" w:cs="Arial" w:hint="cs"/>
-          <w:sz w:val="22"/>
-          <w:szCs w:val="22"/>
-          <w:rtl/>
-        </w:rPr>
-        <w:t xml:space="preserve"> בשפת תכנות </w:t>
-      </w:r>
-      <w:r>
-        <w:rPr>
-          <w:rFonts w:ascii="Calibri" w:eastAsia="Calibri" w:hAnsi="Calibri" w:cs="Arial"/>
-          <w:sz w:val="22"/>
-          <w:szCs w:val="22"/>
-        </w:rPr>
-        <w:t>C++</w:t>
-      </w:r>
-      <w:r>
-        <w:rPr>
-          <w:rFonts w:ascii="Calibri" w:eastAsia="Calibri" w:hAnsi="Calibri" w:cs="Arial" w:hint="cs"/>
-          <w:sz w:val="22"/>
-          <w:szCs w:val="22"/>
-          <w:rtl/>
-        </w:rPr>
-        <w:t xml:space="preserve">. </w:t>
-      </w:r>
-      <w:r>
-        <w:rPr>
-          <w:rFonts w:ascii="Calibri" w:eastAsia="Calibri" w:hAnsi="Calibri" w:cs="Arial"/>
-          <w:sz w:val="22"/>
-          <w:szCs w:val="22"/>
-          <w:rtl/>
-        </w:rPr>
-        <w:t>התוכנה נמצאת כיום בשימוש חיל האוויר</w:t>
-      </w:r>
-      <w:r>
-        <w:rPr>
-          <w:rFonts w:ascii="Calibri" w:eastAsia="Calibri" w:hAnsi="Calibri" w:cs="Arial"/>
-          <w:sz w:val="22"/>
-          <w:szCs w:val="22"/>
-        </w:rPr>
-        <w:t>.</w:t>
-      </w:r>
-    </w:p>
-    <w:p>
-      <w:pPr>
-        <w:spacing w:after="200" w:line="276" w:lineRule="auto"/>
-        <w:rPr>
-          <w:rFonts w:ascii="Calibri" w:eastAsia="Calibri" w:hAnsi="Calibri" w:cs="Arial"/>
-          <w:b/>
-          <w:bCs/>
-          <w:sz w:val="22"/>
-          <w:szCs w:val="22"/>
-        </w:rPr>
-      </w:pPr>
-    </w:p>
-    <w:p>
-      <w:pPr>
-        <w:spacing w:after="200" w:line="276" w:lineRule="auto"/>
-        <w:rPr>
-          <w:rFonts w:ascii="Calibri" w:eastAsia="Calibri" w:hAnsi="Calibri" w:cs="Arial"/>
-          <w:b/>
-          <w:bCs/>
-          <w:sz w:val="22"/>
-          <w:szCs w:val="22"/>
-        </w:rPr>
-      </w:pPr>
-      <w:r>
-        <w:rPr>
-          <w:rFonts w:ascii="Calibri" w:eastAsia="Calibri" w:hAnsi="Calibri" w:cs="Arial"/>
-          <w:b/>
-          <w:bCs/>
-          <w:sz w:val="22"/>
-          <w:szCs w:val="22"/>
-          <w:rtl/>
-        </w:rPr>
-        <w:t xml:space="preserve">מחלקת </w:t>
-      </w:r>
-      <w:r>
-        <w:rPr>
-          <w:rFonts w:ascii="Calibri" w:eastAsia="Calibri" w:hAnsi="Calibri" w:cs="Arial" w:hint="cs"/>
-          <w:b/>
-          <w:bCs/>
-          <w:sz w:val="22"/>
-          <w:szCs w:val="22"/>
-          <w:rtl/>
-        </w:rPr>
-        <w:t>תוכנת מוצרים</w:t>
-      </w:r>
-      <w:r>
-        <w:rPr>
-          <w:rFonts w:ascii="Calibri" w:eastAsia="Calibri" w:hAnsi="Calibri" w:cs="Arial"/>
-          <w:b/>
-          <w:bCs/>
-          <w:sz w:val="22"/>
-          <w:szCs w:val="22"/>
-          <w:rtl/>
-        </w:rPr>
-        <w:t xml:space="preserve"> (</w:t>
-      </w:r>
-      <w:r>
-        <w:rPr>
-          <w:rFonts w:ascii="Calibri" w:eastAsia="Calibri" w:hAnsi="Calibri" w:cs="Arial" w:hint="cs"/>
-          <w:b/>
-          <w:bCs/>
-          <w:sz w:val="22"/>
-          <w:szCs w:val="22"/>
-          <w:rtl/>
-        </w:rPr>
-        <w:t>פברואר</w:t>
-      </w:r>
-      <w:r>
-        <w:rPr>
-          <w:rFonts w:ascii="Calibri" w:eastAsia="Calibri" w:hAnsi="Calibri" w:cs="Arial"/>
-          <w:b/>
-          <w:bCs/>
-          <w:sz w:val="22"/>
-          <w:szCs w:val="22"/>
-          <w:rtl/>
-        </w:rPr>
-        <w:t xml:space="preserve"> 2024 – היום)</w:t>
-      </w:r>
-    </w:p>
-    <w:p>
-      <w:pPr>
-        <w:spacing w:after="200" w:line="276" w:lineRule="auto"/>
-        <w:rPr>
-          <w:rFonts w:ascii="Calibri" w:eastAsia="Calibri" w:hAnsi="Calibri" w:cs="Arial"/>
-          <w:sz w:val="22"/>
-          <w:szCs w:val="22"/>
-          <w:rtl/>
-        </w:rPr>
-      </w:pPr>
-      <w:r>
-        <w:rPr>
-          <w:rFonts w:ascii="Calibri" w:eastAsia="Calibri" w:hAnsi="Calibri" w:cs="Arial"/>
-          <w:sz w:val="22"/>
-          <w:szCs w:val="22"/>
-          <w:rtl/>
-        </w:rPr>
-        <w:t xml:space="preserve">פיתוח יישום עיבוד אותות </w:t>
-      </w:r>
-      <w:r>
-        <w:rPr>
-          <w:rFonts w:ascii="Calibri" w:eastAsia="Calibri" w:hAnsi="Calibri" w:cs="Arial" w:hint="cs"/>
-          <w:sz w:val="22"/>
-          <w:szCs w:val="22"/>
-          <w:rtl/>
-        </w:rPr>
-        <w:t>ל</w:t>
-      </w:r>
-      <w:r>
-        <w:rPr>
-          <w:rFonts w:ascii="Calibri" w:eastAsia="Calibri" w:hAnsi="Calibri" w:cs="Arial"/>
-          <w:sz w:val="22"/>
-          <w:szCs w:val="22"/>
-          <w:rtl/>
-        </w:rPr>
-        <w:t>מער</w:t>
-      </w:r>
-      <w:r>
-        <w:rPr>
-          <w:rFonts w:ascii="Calibri" w:eastAsia="Calibri" w:hAnsi="Calibri" w:cs="Arial" w:hint="cs"/>
-          <w:sz w:val="22"/>
-          <w:szCs w:val="22"/>
-          <w:rtl/>
-        </w:rPr>
-        <w:t>כת</w:t>
-      </w:r>
-      <w:r>
-        <w:rPr>
-          <w:rFonts w:ascii="Calibri" w:eastAsia="Calibri" w:hAnsi="Calibri" w:cs="Arial"/>
-          <w:sz w:val="22"/>
-          <w:szCs w:val="22"/>
-          <w:rtl/>
-        </w:rPr>
-        <w:t xml:space="preserve"> משובצ</w:t>
-      </w:r>
-      <w:r>
-        <w:rPr>
-          <w:rFonts w:ascii="Calibri" w:eastAsia="Calibri" w:hAnsi="Calibri" w:cs="Arial" w:hint="cs"/>
-          <w:sz w:val="22"/>
-          <w:szCs w:val="22"/>
-          <w:rtl/>
-        </w:rPr>
-        <w:t xml:space="preserve">ת של חברת </w:t>
-      </w:r>
-      <w:r>
-        <w:rPr>
-          <w:rFonts w:ascii="Calibri" w:eastAsia="Calibri" w:hAnsi="Calibri" w:cs="Arial"/>
-          <w:sz w:val="22"/>
-          <w:szCs w:val="22"/>
-        </w:rPr>
-        <w:t>UEI</w:t>
-      </w:r>
-      <w:r>
-        <w:rPr>
-          <w:rFonts w:ascii="Calibri" w:eastAsia="Calibri" w:hAnsi="Calibri" w:cs="Arial" w:hint="cs"/>
-          <w:sz w:val="22"/>
-          <w:szCs w:val="22"/>
-          <w:rtl/>
-        </w:rPr>
-        <w:t xml:space="preserve"> </w:t>
-      </w:r>
-      <w:r>
-        <w:rPr>
-          <w:rFonts w:ascii="Calibri" w:eastAsia="Calibri" w:hAnsi="Calibri" w:cs="Arial"/>
-          <w:sz w:val="22"/>
-          <w:szCs w:val="22"/>
-          <w:rtl/>
-        </w:rPr>
-        <w:t>מבוס</w:t>
-      </w:r>
-      <w:r>
-        <w:rPr>
-          <w:rFonts w:ascii="Calibri" w:eastAsia="Calibri" w:hAnsi="Calibri" w:cs="Arial" w:hint="cs"/>
-          <w:sz w:val="22"/>
-          <w:szCs w:val="22"/>
-          <w:rtl/>
-        </w:rPr>
-        <w:t xml:space="preserve">סת על </w:t>
-      </w:r>
-      <w:r>
-        <w:rPr>
-          <w:rFonts w:ascii="Calibri" w:eastAsia="Calibri" w:hAnsi="Calibri" w:cs="Arial"/>
-          <w:sz w:val="22"/>
-          <w:szCs w:val="22"/>
-          <w:rtl/>
-        </w:rPr>
-        <w:t>מערכת הפעלה</w:t>
-      </w:r>
-      <w:r>
-        <w:rPr>
-          <w:rFonts w:ascii="Calibri" w:eastAsia="Calibri" w:hAnsi="Calibri" w:cs="Arial" w:hint="cs"/>
-          <w:sz w:val="22"/>
-          <w:szCs w:val="22"/>
-          <w:rtl/>
-        </w:rPr>
-        <w:t xml:space="preserve"> </w:t>
-      </w:r>
-      <w:r>
-        <w:rPr>
-          <w:rFonts w:ascii="Calibri" w:eastAsia="Calibri" w:hAnsi="Calibri" w:cs="Arial"/>
-          <w:sz w:val="22"/>
-          <w:szCs w:val="22"/>
-          <w:rtl/>
-        </w:rPr>
-        <w:t>לינוקס</w:t>
-      </w:r>
-      <w:r>
-        <w:rPr>
-          <w:rFonts w:ascii="Calibri" w:eastAsia="Calibri" w:hAnsi="Calibri" w:cs="Arial" w:hint="cs"/>
-          <w:sz w:val="22"/>
-          <w:szCs w:val="22"/>
-          <w:rtl/>
-        </w:rPr>
-        <w:t xml:space="preserve"> בשפת תכנות </w:t>
-      </w:r>
-      <w:r>
-        <w:rPr>
-          <w:rFonts w:ascii="Calibri" w:eastAsia="Calibri" w:hAnsi="Calibri" w:cs="Arial"/>
-          <w:sz w:val="22"/>
-          <w:szCs w:val="22"/>
-        </w:rPr>
-        <w:t>.C++</w:t>
-      </w:r>
-      <w:r>
-        <w:rPr>
-          <w:rFonts w:ascii="Calibri" w:eastAsia="Calibri" w:hAnsi="Calibri" w:cs="Arial" w:hint="cs"/>
-          <w:sz w:val="22"/>
-          <w:szCs w:val="22"/>
-          <w:rtl/>
-        </w:rPr>
-        <w:t xml:space="preserve"> </w:t>
-      </w:r>
-    </w:p>
-    <w:p>
-      <w:pPr>
-        <w:spacing w:after="200" w:line="276" w:lineRule="auto"/>
-        <w:rPr>
-          <w:rFonts w:ascii="Calibri" w:eastAsia="Calibri" w:hAnsi="Calibri" w:cs="Arial"/>
-          <w:b/>
-          <w:bCs/>
-          <w:sz w:val="22"/>
-          <w:szCs w:val="22"/>
-        </w:rPr>
-      </w:pPr>
-      <w:r>
-        <w:rPr>
-          <w:rFonts w:ascii="Calibri" w:eastAsia="Calibri" w:hAnsi="Calibri" w:cs="Arial"/>
-          <w:b/>
-          <w:bCs/>
-          <w:sz w:val="22"/>
-          <w:szCs w:val="22"/>
-          <w:rtl/>
-        </w:rPr>
-        <w:t>חונכות ושיתופי פעולה</w:t>
-      </w:r>
-    </w:p>
-    <w:p>
-      <w:pPr>
-        <w:spacing w:after="200" w:line="276" w:lineRule="auto"/>
-        <w:rPr>
-          <w:rFonts w:ascii="Calibri" w:eastAsia="Calibri" w:hAnsi="Calibri" w:cs="Arial"/>
-          <w:sz w:val="22"/>
-          <w:szCs w:val="22"/>
-        </w:rPr>
-      </w:pPr>
-      <w:r>
-        <w:rPr>
-          <w:rFonts w:ascii="Calibri" w:eastAsia="Calibri" w:hAnsi="Calibri" w:cs="Arial"/>
-          <w:sz w:val="22"/>
-          <w:szCs w:val="22"/>
-          <w:rtl/>
-        </w:rPr>
-        <w:t>במהלך כל שנותיי בתע"א, תרמתי גם בהדרכה וליווי של מהנדסי תוכנה צעירים, שיתפתי פעולה עם מהנדסי אוויוניקה במגוון תחומים טכניים, ותמכתי בהבנה של קוד ומסמכים מורכבים</w:t>
-      </w:r>
-      <w:r>
-        <w:rPr>
-          <w:rFonts w:ascii="Calibri" w:eastAsia="Calibri" w:hAnsi="Calibri" w:cs="Arial"/>
-          <w:sz w:val="22"/>
-          <w:szCs w:val="22"/>
-        </w:rPr>
-        <w:t>.</w:t>
-      </w:r>
-    </w:p>
-    <w:p>
-      <w:pPr>
-        <w:spacing w:after="200" w:line="276" w:lineRule="auto"/>
-        <w:rPr>
-          <w:rFonts w:ascii="Calibri" w:eastAsia="Calibri" w:hAnsi="Calibri" w:cs="Arial"/>
-          <w:b/>
-          <w:bCs/>
-          <w:sz w:val="22"/>
-          <w:szCs w:val="22"/>
-        </w:rPr>
-      </w:pPr>
-      <w:r>
-        <w:rPr>
-          <w:rFonts w:ascii="Calibri" w:eastAsia="Calibri" w:hAnsi="Calibri" w:cs="Arial"/>
-          <w:b/>
-          <w:bCs/>
-          <w:sz w:val="22"/>
-          <w:szCs w:val="22"/>
-          <w:rtl/>
-        </w:rPr>
-        <w:t>מכתבי המלצה והערכות</w:t>
-      </w:r>
-    </w:p>
-    <w:p>
-      <w:pPr>
-        <w:spacing w:after="200" w:line="276" w:lineRule="auto"/>
-        <w:rPr>
-          <w:rFonts w:ascii="Calibri" w:eastAsia="Calibri" w:hAnsi="Calibri" w:cs="Arial"/>
-          <w:sz w:val="22"/>
-          <w:szCs w:val="22"/>
-        </w:rPr>
-      </w:pPr>
-      <w:r>
-        <w:rPr>
-          <w:rFonts w:ascii="Calibri" w:eastAsia="Calibri" w:hAnsi="Calibri" w:cs="Arial" w:hint="cs"/>
-          <w:sz w:val="22"/>
-          <w:szCs w:val="22"/>
-          <w:rtl/>
-        </w:rPr>
-        <w:t>קיימים ברשותי</w:t>
-      </w:r>
-      <w:r>
-        <w:rPr>
-          <w:rFonts w:ascii="Calibri" w:eastAsia="Calibri" w:hAnsi="Calibri" w:cs="Arial"/>
-          <w:sz w:val="22"/>
-          <w:szCs w:val="22"/>
-          <w:rtl/>
-        </w:rPr>
-        <w:t xml:space="preserve"> מכתבי המלצה ודוחות הערכה רבים שקיבלתי לאורך השנים מלקוחות, קולגות, ומנהלים בתע"א – המלצות המשקפות את המחויבות, המקצועיות, וההשפעה הרחבה של עבודתי</w:t>
-      </w:r>
-      <w:r>
-        <w:rPr>
-          <w:rFonts w:ascii="Calibri" w:eastAsia="Calibri" w:hAnsi="Calibri" w:cs="Arial"/>
-          <w:sz w:val="22"/>
-          <w:szCs w:val="22"/>
-        </w:rPr>
-        <w:t>.</w:t>
-      </w:r>
-    </w:p>
-    <w:p>
-      <w:pPr>
-        <w:spacing w:after="200" w:line="276" w:lineRule="auto"/>
-        <w:rPr>
-          <w:rFonts w:ascii="Calibri" w:eastAsia="Calibri" w:hAnsi="Calibri" w:cs="Arial"/>
-          <w:sz w:val="22"/>
-          <w:szCs w:val="22"/>
-          <w:rtl/>
-        </w:rPr>
-      </w:pPr>
-      <w:r>
-        <w:rPr>
-          <w:rFonts w:ascii="Calibri" w:eastAsia="Calibri" w:hAnsi="Calibri" w:cs="Arial"/>
-          <w:sz w:val="22"/>
-          <w:szCs w:val="22"/>
-          <w:rtl/>
-        </w:rPr>
-        <w:t>בברכה</w:t>
-      </w:r>
-      <w:r>
-        <w:rPr>
-          <w:rFonts w:ascii="Calibri" w:eastAsia="Calibri" w:hAnsi="Calibri" w:cs="Arial"/>
-          <w:sz w:val="22"/>
-          <w:szCs w:val="22"/>
-        </w:rPr>
-        <w:t>,</w:t>
-      </w:r>
-    </w:p>
-    <w:p>
-      <w:pPr>
-        <w:spacing w:after="200" w:line="276" w:lineRule="auto"/>
-        <w:rPr>
-          <w:rFonts w:ascii="Calibri" w:eastAsia="Calibri" w:hAnsi="Calibri" w:cs="Arial"/>
-          <w:sz w:val="22"/>
-          <w:szCs w:val="22"/>
-        </w:rPr>
-      </w:pPr>
-      <w:r>
-        <w:rPr>
-          <w:rFonts w:ascii="Calibri" w:eastAsia="Calibri" w:hAnsi="Calibri" w:cs="Arial"/>
-          <w:b/>
-          <w:bCs/>
-          <w:sz w:val="22"/>
-          <w:szCs w:val="22"/>
-          <w:rtl/>
-        </w:rPr>
-        <w:t>מיכאל ז'אק</w:t>
-      </w:r>
-      <w:r>
-        <w:rPr>
-          <w:rFonts w:ascii="Calibri" w:eastAsia="Calibri" w:hAnsi="Calibri" w:cs="Arial"/>
-          <w:sz w:val="22"/>
-          <w:szCs w:val="22"/>
+          <w:sz w:val="28"/>
+          <w:szCs w:val="28"/>
+        </w:rPr>
+        <w:t>Letters of Recommendation and Evaluations</w:t>
+      </w:r>
+    </w:p>
+    <w:p>
+      <w:pPr>
+        <w:spacing w:line="245" w:lineRule="auto"/>
+        <w:rPr>
+          <w:rFonts w:eastAsia="Calibri" w:cs="Arial"/>
+          <w:sz w:val="26"/>
+          <w:szCs w:val="26"/>
+        </w:rPr>
+      </w:pPr>
+      <w:r>
+        <w:rPr>
+          <w:rFonts w:eastAsia="Calibri" w:cs="Arial" w:hint="cs"/>
+          <w:sz w:val="26"/>
+          <w:szCs w:val="26"/>
+        </w:rPr>
+        <w:t xml:space="preserve">I have </w:t>
+      </w:r>
+      <w:r>
+        <w:rPr>
+          <w:rFonts w:eastAsia="Calibri" w:cs="Arial"/>
+          <w:sz w:val="26"/>
+          <w:szCs w:val="26"/>
+        </w:rPr>
+        <w:t>received numerous letters of recommendation and evaluation reports</w:t>
+      </w:r>
+      <w:r>
+        <w:rPr>
+          <w:rFonts w:eastAsia="Calibri" w:cs="Arial" w:hint="cs"/>
+          <w:sz w:val="26"/>
+          <w:szCs w:val="26"/>
+        </w:rPr>
+        <w:t xml:space="preserve"> over the years from clients, colleagues, and managers at IAI, reflecting my commitment, professionalism, and the broad impact of my work.</w:t>
+      </w:r>
+    </w:p>
+    <w:p>
+      <w:pPr>
+        <w:spacing w:after="0" w:line="240" w:lineRule="auto"/>
+        <w:rPr>
+          <w:rFonts w:eastAsia="Calibri" w:cs="Arial"/>
+          <w:sz w:val="16"/>
+          <w:szCs w:val="16"/>
+        </w:rPr>
+      </w:pPr>
+    </w:p>
+    <w:p>
+      <w:pPr>
+        <w:spacing w:line="245" w:lineRule="auto"/>
+        <w:rPr>
+          <w:rFonts w:eastAsia="Calibri" w:cs="Arial"/>
+          <w:sz w:val="26"/>
+          <w:szCs w:val="26"/>
+        </w:rPr>
+      </w:pPr>
+      <w:r>
+        <w:rPr>
+          <w:rFonts w:eastAsia="Calibri" w:cs="Arial"/>
+          <w:sz w:val="26"/>
+          <w:szCs w:val="26"/>
+        </w:rPr>
+        <w:t>Kind regards,</w:t>
+      </w:r>
+    </w:p>
+    <w:p>
+      <w:pPr>
+        <w:spacing w:line="245" w:lineRule="auto"/>
+        <w:rPr>
+          <w:rFonts w:eastAsia="Calibri" w:cs="Arial"/>
+          <w:sz w:val="26"/>
+          <w:szCs w:val="26"/>
+        </w:rPr>
+      </w:pPr>
+      <w:r>
+        <w:rPr>
+          <w:sz w:val="26"/>
+          <w:szCs w:val="26"/>
+        </w:rPr>
+        <w:t>Mikhail Jacques</w:t>
+      </w:r>
+      <w:r>
+        <w:rPr>
+          <w:sz w:val="26"/>
+          <w:szCs w:val="26"/>
         </w:rPr>
         <w:br/>
-      </w:r>
-      <w:r>
-        <w:rPr>
-          <w:rFonts w:ascii="Calibri" w:eastAsia="Calibri" w:hAnsi="Calibri" w:cs="Arial"/>
-          <w:sz w:val="22"/>
-          <w:szCs w:val="22"/>
-          <w:rtl/>
-        </w:rPr>
-        <w:t>מהנדס תוכנה, תע"א</w:t>
-      </w:r>
-      <w:r>
-        <w:rPr>
-          <w:rFonts w:ascii="Calibri" w:eastAsia="Calibri" w:hAnsi="Calibri" w:cs="Arial"/>
-          <w:sz w:val="22"/>
-          <w:szCs w:val="22"/>
+        <w:t>Software Engineer, IAI</w:t>
+      </w:r>
+      <w:r>
+        <w:rPr>
+          <w:sz w:val="26"/>
+          <w:szCs w:val="26"/>
         </w:rPr>
         <w:br/>
         <w:t>mjack@iai.co.il | 052-507-7979</w:t>
@@ -1880,22 +1125,20 @@
     <w:p>
       <w:pPr>
         <w:pStyle w:val="NoSpacing"/>
-        <w:ind w:left="1440"/>
-        <w:jc w:val="right"/>
+        <w:spacing w:line="245" w:lineRule="auto"/>
         <w:rPr>
           <w:rFonts w:asciiTheme="minorHAnsi" w:hAnsiTheme="minorHAnsi" w:cstheme="minorHAnsi"/>
-          <w:sz w:val="26"/>
-          <w:szCs w:val="26"/>
+          <w:sz w:val="32"/>
+          <w:szCs w:val="32"/>
         </w:rPr>
       </w:pPr>
     </w:p>
     <w:sectPr>
       <w:headerReference w:type="default" r:id="rId11"/>
       <w:footerReference w:type="default" r:id="rId12"/>
-      <w:pgSz w:w="11906" w:h="16838"/>
-      <w:pgMar w:top="1077" w:right="720" w:bottom="1077" w:left="720" w:header="0" w:footer="709" w:gutter="0"/>
+      <w:pgSz w:w="11909" w:h="16834"/>
+      <w:pgMar w:top="835" w:right="936" w:bottom="835" w:left="936" w:header="216" w:footer="360" w:gutter="0"/>
       <w:cols w:space="708"/>
-      <w:bidi/>
       <w:docGrid w:linePitch="360"/>
     </w:sectPr>
   </w:body>
@@ -1925,9 +1168,6 @@
 <w:ftr xmlns:wpc="http://schemas.microsoft.com/office/word/2010/wordprocessingCanvas" xmlns:cx="http://schemas.microsoft.com/office/drawing/2014/chartex" xmlns:cx1="http://schemas.microsoft.com/office/drawing/2015/9/8/chartex" xmlns:cx2="http://schemas.microsoft.com/office/drawing/2015/10/21/chartex" xmlns:cx3="http://schemas.microsoft.com/office/drawing/2016/5/9/chartex" xmlns:cx4="http://schemas.microsoft.com/office/drawing/2016/5/10/chartex" xmlns:cx5="http://schemas.microsoft.com/office/drawing/2016/5/11/chartex" xmlns:cx6="http://schemas.microsoft.com/office/drawing/2016/5/12/chartex" xmlns:cx7="http://schemas.microsoft.com/office/drawing/2016/5/13/chartex" xmlns:cx8="http://schemas.microsoft.com/office/drawing/2016/5/14/chartex" xmlns:mc="http://schemas.openxmlformats.org/markup-compatibility/2006" xmlns:aink="http://schemas.microsoft.com/office/drawing/2016/ink" xmlns:am3d="http://schemas.microsoft.com/office/drawing/2017/model3d" xmlns:o="urn:schemas-microsoft-com:office:office" xmlns:oel="http://schemas.microsoft.com/office/2019/extlst" xmlns:r="http://schemas.openxmlformats.org/officeDocument/2006/relationships" xmlns:m="http://schemas.openxmlformats.org/officeDocument/2006/math" xmlns:v="urn:schemas-microsoft-com:vml" xmlns:wp14="http://schemas.microsoft.com/office/word/2010/wordprocessingDrawing" xmlns:wp="http://schemas.openxmlformats.org/drawingml/2006/wordprocessingDrawing" xmlns:w10="urn:schemas-microsoft-com:office:word" xmlns:w="http://schemas.openxmlformats.org/wordprocessingml/2006/main" xmlns:w14="http://schemas.microsoft.com/office/word/2010/wordml" xmlns:w15="http://schemas.microsoft.com/office/word/2012/wordml" xmlns:w16cex="http://schemas.microsoft.com/office/word/2018/wordml/cex" xmlns:w16cid="http://schemas.microsoft.com/office/word/2016/wordml/cid" xmlns:w16="http://schemas.microsoft.com/office/word/2018/wordml" xmlns:w16du="http://schemas.microsoft.com/office/word/2023/wordml/word16du" xmlns:w16sdtdh="http://schemas.microsoft.com/office/word/2020/wordml/sdtdatahash" xmlns:w16sdtfl="http://schemas.microsoft.com/office/word/2024/wordml/sdtformatlock" xmlns:w16se="http://schemas.microsoft.com/office/word/2015/wordml/symex" xmlns:wpg="http://schemas.microsoft.com/office/word/2010/wordprocessingGroup" xmlns:wpi="http://schemas.microsoft.com/office/word/2010/wordprocessingInk" xmlns:wne="http://schemas.microsoft.com/office/word/2006/wordml" xmlns:wps="http://schemas.microsoft.com/office/word/2010/wordprocessingShape" mc:Ignorable="w14 w15 w16se w16cid w16 w16cex w16sdtdh w16sdtfl w16du wp14">
   <w:sdt>
     <w:sdtPr>
-      <w:rPr>
-        <w:rtl/>
-      </w:rPr>
       <w:id w:val="1169300806"/>
       <w:docPartObj>
         <w:docPartGallery w:val="Page Numbers (Bottom of Page)"/>
@@ -1972,6 +1212,7 @@
   <w:p>
     <w:pPr>
       <w:pStyle w:val="Footer"/>
+      <w:jc w:val="right"/>
     </w:pPr>
   </w:p>
 </w:ftr>
@@ -2007,7 +1248,6 @@
         <w:bCs/>
         <w:sz w:val="28"/>
         <w:szCs w:val="28"/>
-        <w:lang w:bidi="he-IL"/>
       </w:rPr>
     </w:pPr>
   </w:p>
@@ -3346,7 +2586,7 @@
         <w:rFonts w:asciiTheme="minorHAnsi" w:eastAsiaTheme="minorHAnsi" w:hAnsiTheme="minorHAnsi" w:cstheme="minorBidi"/>
         <w:sz w:val="22"/>
         <w:szCs w:val="22"/>
-        <w:lang w:val="en-US" w:eastAsia="en-US" w:bidi="he-IL"/>
+        <w:lang w:val="en-US" w:eastAsia="en-IL" w:bidi="he-IL"/>
       </w:rPr>
     </w:rPrDefault>
     <w:pPrDefault>
@@ -3738,12 +2978,12 @@
     <w:qFormat/>
     <w:rsid w:val="009B5AEF"/>
     <w:pPr>
-      <w:bidi/>
-      <w:spacing w:after="0" w:line="240" w:lineRule="auto"/>
+      <w:spacing w:after="80" w:line="252" w:lineRule="auto"/>
     </w:pPr>
     <w:rPr>
-      <w:rFonts w:ascii="Times New Roman" w:eastAsia="Times New Roman" w:hAnsi="Times New Roman" w:cs="Times New Roman"/>
-      <w:sz w:val="24"/>
+      <w:rFonts w:ascii="Calibri" w:eastAsia="Times New Roman" w:hAnsi="Calibri" w:cs="Times New Roman"/>
+      <w:color w:val="000000"/>
+      <w:sz w:val="21"/>
       <w:szCs w:val="24"/>
     </w:rPr>
   </w:style>
@@ -3781,14 +3021,9 @@
     <w:uiPriority w:val="1"/>
     <w:qFormat/>
     <w:rsid w:val="009B5AEF"/>
-    <w:pPr>
-      <w:bidi w:val="0"/>
-    </w:pPr>
     <w:rPr>
-      <w:rFonts w:ascii="Calibri" w:eastAsia="Calibri" w:hAnsi="Calibri" w:cs="Arial"/>
-      <w:sz w:val="22"/>
+      <w:rFonts w:eastAsia="Calibri" w:cs="Arial"/>
       <w:szCs w:val="22"/>
-      <w:lang w:bidi="en-US"/>
     </w:rPr>
   </w:style>
   <w:style w:type="character" w:customStyle="1" w:styleId="NoSpacingChar">
@@ -3799,7 +3034,7 @@
     <w:rsid w:val="009B5AEF"/>
     <w:rPr>
       <w:rFonts w:ascii="Calibri" w:eastAsia="Calibri" w:hAnsi="Calibri" w:cs="Arial"/>
-      <w:lang w:bidi="en-US"/>
+      <w:lang w:val="en-US"/>
     </w:rPr>
   </w:style>
   <w:style w:type="character" w:styleId="Hyperlink">
@@ -3847,8 +3082,7 @@
     <w:unhideWhenUsed/>
     <w:rsid w:val="009B5AEF"/>
     <w:rPr>
-      <w:rFonts w:ascii="Tahoma" w:hAnsi="Tahoma" w:cs="Tahoma"/>
-      <w:sz w:val="16"/>
+      <w:rFonts w:cs="Tahoma"/>
       <w:szCs w:val="16"/>
     </w:rPr>
   </w:style>
@@ -3943,6 +3177,30 @@
     <w:rPr>
       <w:color w:val="605E5C"/>
       <w:shd w:val="clear" w:color="auto" w:fill="E1DFDD"/>
+    </w:rPr>
+  </w:style>
+  <w:style w:type="paragraph" w:customStyle="1" w:styleId="Title1">
+    <w:name w:val="Title1"/>
+    <w:pPr>
+      <w:spacing w:after="80" w:line="252" w:lineRule="auto"/>
+    </w:pPr>
+    <w:rPr>
+      <w:rFonts w:ascii="Calibri" w:hAnsi="Calibri"/>
+      <w:b/>
+      <w:color w:val="000000"/>
+      <w:sz w:val="34"/>
+    </w:rPr>
+  </w:style>
+  <w:style w:type="paragraph" w:customStyle="1" w:styleId="Heading11">
+    <w:name w:val="Heading 11"/>
+    <w:pPr>
+      <w:spacing w:before="140" w:after="60" w:line="252" w:lineRule="auto"/>
+    </w:pPr>
+    <w:rPr>
+      <w:rFonts w:ascii="Calibri" w:hAnsi="Calibri"/>
+      <w:b/>
+      <w:color w:val="000000"/>
+      <w:sz w:val="23"/>
     </w:rPr>
   </w:style>
 </w:styles>
